--- a/docs/Thought-Capture-AI-System-Design.docx
+++ b/docs/Thought-Capture-AI-System-Design.docx
@@ -194,6 +194,13 @@
       </w:r>
     </w:p>
     <w:p>
+      <w:pPr>
+        <w:numPr>
+          <w:ilvl w:val="0"/>
+          <w:numId w:val="19"/>
+        </w:numPr>
+        <w:spacing w:after="120" w:line="280" w:lineRule="auto"/>
+      </w:pPr>
       <w:r>
         <w:rPr>
           <w:b/>
@@ -201,8 +208,17 @@
         <w:t>Status:</w:t>
       </w:r>
       <w:r>
-        <w:t xml:space="preserve"> Accepted implementation anchor </w:t>
-      </w:r>
+        <w:t xml:space="preserve"> Accepted implementation anchor</w:t>
+      </w:r>
+    </w:p>
+    <w:p>
+      <w:pPr>
+        <w:numPr>
+          <w:ilvl w:val="0"/>
+          <w:numId w:val="19"/>
+        </w:numPr>
+        <w:spacing w:after="120" w:line="280" w:lineRule="auto"/>
+      </w:pPr>
       <w:r>
         <w:rPr>
           <w:b/>
@@ -210,8 +226,17 @@
         <w:t>Version:</w:t>
       </w:r>
       <w:r>
-        <w:t xml:space="preserve"> 1.0 </w:t>
-      </w:r>
+        <w:t xml:space="preserve"> 1.7</w:t>
+      </w:r>
+    </w:p>
+    <w:p>
+      <w:pPr>
+        <w:numPr>
+          <w:ilvl w:val="0"/>
+          <w:numId w:val="19"/>
+        </w:numPr>
+        <w:spacing w:after="120" w:line="280" w:lineRule="auto"/>
+      </w:pPr>
       <w:r>
         <w:rPr>
           <w:b/>
@@ -219,8 +244,17 @@
         <w:t>Date:</w:t>
       </w:r>
       <w:r>
-        <w:t xml:space="preserve"> 2026-08-30 </w:t>
-      </w:r>
+        <w:t xml:space="preserve"> 2026-09-02</w:t>
+      </w:r>
+    </w:p>
+    <w:p>
+      <w:pPr>
+        <w:numPr>
+          <w:ilvl w:val="0"/>
+          <w:numId w:val="19"/>
+        </w:numPr>
+        <w:spacing w:after="120" w:line="280" w:lineRule="auto"/>
+      </w:pPr>
       <w:r>
         <w:rPr>
           <w:b/>
@@ -228,8 +262,17 @@
         <w:t>Audience:</w:t>
       </w:r>
       <w:r>
-        <w:t xml:space="preserve"> Small experienced engineering team </w:t>
-      </w:r>
+        <w:t xml:space="preserve"> Small experienced engineering team</w:t>
+      </w:r>
+    </w:p>
+    <w:p>
+      <w:pPr>
+        <w:numPr>
+          <w:ilvl w:val="0"/>
+          <w:numId w:val="19"/>
+        </w:numPr>
+        <w:spacing w:after="120" w:line="280" w:lineRule="auto"/>
+      </w:pPr>
       <w:r>
         <w:rPr>
           <w:b/>
@@ -1208,7 +1251,23 @@
         <w:spacing w:after="120" w:line="280" w:lineRule="auto"/>
       </w:pPr>
       <w:r>
-        <w:t>A custom browser UI.</w:t>
+        <w:t>A custom browser UI. (</w:t>
+      </w:r>
+      <w:r>
+        <w:rPr>
+          <w:rFonts w:ascii="Consolas" w:hAnsi="Consolas"/>
+          <w:color w:val="1F4D78"/>
+          <w:sz w:val="19"/>
+        </w:rPr>
+        <w:t>docs/adr/0009</w:t>
+      </w:r>
+      <w:r>
+        <w:t xml:space="preserve"> adds a minimal, loopback-only, read-only</w:t>
+      </w:r>
+    </w:p>
+    <w:p>
+      <w:r>
+        <w:t>operator debug view - four plain HTML pages behind the existing bearer token - which this non-goal does not cover; it is not a step toward 4.4's future unified interface.)</w:t>
       </w:r>
     </w:p>
     <w:p>
@@ -5371,7 +5430,18 @@
         <w:t>khoj_index_items</w:t>
       </w:r>
       <w:r>
-        <w:t xml:space="preserve"> maps each exported Markdown filename and SHA-256 to document/revision, last synced time, and Khoj response. A revision becomes searchable only after successful index acknowledgement.</w:t>
+        <w:t xml:space="preserve"> maps each exported Markdown filename and SHA-256 to document/revision, last synced time, and Khoj response. A revision becomes searchable only after successful index acknowledgement. </w:t>
+      </w:r>
+      <w:r>
+        <w:rPr>
+          <w:rFonts w:ascii="Consolas" w:hAnsi="Consolas"/>
+          <w:color w:val="1F4D78"/>
+          <w:sz w:val="19"/>
+        </w:rPr>
+        <w:t>run_context_selections</w:t>
+      </w:r>
+      <w:r>
+        <w:t xml:space="preserve"> (section 7.3.5) records per-run organize context assembly and is diagnostic, not canonical.</w:t>
       </w:r>
     </w:p>
     <w:p>
@@ -5501,7 +5571,7 @@
         <w:spacing w:after="120" w:line="280" w:lineRule="auto"/>
       </w:pPr>
       <w:r>
-        <w:t>Detect candidate entities using structured model output plus existing aliases.</w:t>
+        <w:t>Assemble model context under the contract in section 7.3: the complete entity index plus selected entity-document bodies.</w:t>
       </w:r>
     </w:p>
     <w:p>
@@ -5513,7 +5583,7 @@
         <w:spacing w:after="120" w:line="280" w:lineRule="auto"/>
       </w:pPr>
       <w:r>
-        <w:t>Cluster thoughts using time proximity, shared entities, and semantic hints. Release 1 may use the LLM for clustering; its output is validated and source-complete.</w:t>
+        <w:t>Detect candidate entities using structured model output plus existing aliases.</w:t>
       </w:r>
     </w:p>
     <w:p>
@@ -5525,7 +5595,7 @@
         <w:spacing w:after="120" w:line="280" w:lineRule="auto"/>
       </w:pPr>
       <w:r>
-        <w:t>Generate the daily digest and proposed entity-document updates as Pydantic-validated JSON.</w:t>
+        <w:t>Cluster thoughts using time proximity, shared entities, and semantic hints. Release 1 may use the LLM for clustering; its output is validated and source-complete.</w:t>
       </w:r>
     </w:p>
     <w:p>
@@ -5537,18 +5607,7 @@
         <w:spacing w:after="120" w:line="280" w:lineRule="auto"/>
       </w:pPr>
       <w:r>
-        <w:t xml:space="preserve">Verify every referenced thought belongs to the window/workspace and every input thought is either covered or explicitly classified </w:t>
-      </w:r>
-      <w:r>
-        <w:rPr>
-          <w:rFonts w:ascii="Consolas" w:hAnsi="Consolas"/>
-          <w:color w:val="1F4D78"/>
-          <w:sz w:val="19"/>
-        </w:rPr>
-        <w:t>unorganized</w:t>
-      </w:r>
-      <w:r>
-        <w:t>.</w:t>
+        <w:t>Generate the daily digest and proposed updates for touched entity documents only, as Pydantic-validated JSON. Untouched documents are not regenerated.</w:t>
       </w:r>
     </w:p>
     <w:p>
@@ -5560,7 +5619,18 @@
         <w:spacing w:after="120" w:line="280" w:lineRule="auto"/>
       </w:pPr>
       <w:r>
-        <w:t>Write full document revisions and provenance in one transaction. Never write a partial document set after validation failure.</w:t>
+        <w:t xml:space="preserve">Verify every referenced thought belongs to the window/workspace and every input thought is either covered or explicitly classified </w:t>
+      </w:r>
+      <w:r>
+        <w:rPr>
+          <w:rFonts w:ascii="Consolas" w:hAnsi="Consolas"/>
+          <w:color w:val="1F4D78"/>
+          <w:sz w:val="19"/>
+        </w:rPr>
+        <w:t>unorganized</w:t>
+      </w:r>
+      <w:r>
+        <w:t>. Record context recall for the run.</w:t>
       </w:r>
     </w:p>
     <w:p>
@@ -5572,7 +5642,7 @@
         <w:spacing w:after="120" w:line="280" w:lineRule="auto"/>
       </w:pPr>
       <w:r>
-        <w:t>Export changed revisions to deterministic Markdown files.</w:t>
+        <w:t>Write full document revisions and provenance in one transaction. Never write a partial document set after validation failure.</w:t>
       </w:r>
     </w:p>
     <w:p>
@@ -5584,18 +5654,7 @@
         <w:spacing w:after="120" w:line="280" w:lineRule="auto"/>
       </w:pPr>
       <w:r>
-        <w:t xml:space="preserve">Index changed files in Khoj and record item hashes. Failure marks the run </w:t>
-      </w:r>
-      <w:r>
-        <w:rPr>
-          <w:rFonts w:ascii="Consolas" w:hAnsi="Consolas"/>
-          <w:color w:val="1F4D78"/>
-          <w:sz w:val="19"/>
-        </w:rPr>
-        <w:t>partial</w:t>
-      </w:r>
-      <w:r>
-        <w:t>; canonical revisions remain valid and sync retries independently.</w:t>
+        <w:t>Export changed revisions to deterministic Markdown files.</w:t>
       </w:r>
     </w:p>
     <w:p>
@@ -5607,291 +5666,7 @@
         <w:spacing w:after="120" w:line="280" w:lineRule="auto"/>
       </w:pPr>
       <w:r>
-        <w:t>Enqueue the Discord digest and mark success only after canonical commit. Discord delivery can retry without rerunning the LLM.</w:t>
-      </w:r>
-    </w:p>
-    <w:p>
-      <w:pPr>
-        <w:pStyle w:val="Heading2"/>
-      </w:pPr>
-      <w:r>
-        <w:t>7.3 Structured output contract</w:t>
-      </w:r>
-    </w:p>
-    <w:p>
-      <w:pPr>
-        <w:spacing w:before="80" w:after="40"/>
-      </w:pPr>
-      <w:r>
-        <w:rPr>
-          <w:b/>
-          <w:color w:val="667085"/>
-          <w:sz w:val="16"/>
-        </w:rPr>
-        <w:t>PYTHON</w:t>
-      </w:r>
-    </w:p>
-    <w:p>
-      <w:pPr>
-        <w:spacing w:before="0" w:after="0" w:line="240" w:lineRule="auto"/>
-        <w:ind w:left="216" w:right="115"/>
-        <w:shd w:fill="F7F8FA"/>
-      </w:pPr>
-      <w:r>
-        <w:rPr>
-          <w:rFonts w:ascii="Consolas" w:hAnsi="Consolas"/>
-          <w:color w:val="111827"/>
-          <w:sz w:val="16"/>
-        </w:rPr>
-        <w:t>class ProposedDocument(BaseModel):</w:t>
-      </w:r>
-    </w:p>
-    <w:p>
-      <w:pPr>
-        <w:spacing w:before="0" w:after="0" w:line="240" w:lineRule="auto"/>
-        <w:ind w:left="216" w:right="115"/>
-        <w:shd w:fill="F7F8FA"/>
-      </w:pPr>
-      <w:r>
-        <w:rPr>
-          <w:rFonts w:ascii="Consolas" w:hAnsi="Consolas"/>
-          <w:color w:val="111827"/>
-          <w:sz w:val="16"/>
-        </w:rPr>
-        <w:t xml:space="preserve">    stable_key: str</w:t>
-      </w:r>
-    </w:p>
-    <w:p>
-      <w:pPr>
-        <w:spacing w:before="0" w:after="0" w:line="240" w:lineRule="auto"/>
-        <w:ind w:left="216" w:right="115"/>
-        <w:shd w:fill="F7F8FA"/>
-      </w:pPr>
-      <w:r>
-        <w:rPr>
-          <w:rFonts w:ascii="Consolas" w:hAnsi="Consolas"/>
-          <w:color w:val="111827"/>
-          <w:sz w:val="16"/>
-        </w:rPr>
-        <w:t xml:space="preserve">    kind: Literal[</w:t>
-      </w:r>
-    </w:p>
-    <w:p>
-      <w:pPr>
-        <w:spacing w:before="0" w:after="0" w:line="240" w:lineRule="auto"/>
-        <w:ind w:left="216" w:right="115"/>
-        <w:shd w:fill="F7F8FA"/>
-      </w:pPr>
-      <w:r>
-        <w:rPr>
-          <w:rFonts w:ascii="Consolas" w:hAnsi="Consolas"/>
-          <w:color w:val="111827"/>
-          <w:sz w:val="16"/>
-        </w:rPr>
-        <w:t xml:space="preserve">        "daily_digest", "person", "project", "place",</w:t>
-      </w:r>
-    </w:p>
-    <w:p>
-      <w:pPr>
-        <w:spacing w:before="0" w:after="0" w:line="240" w:lineRule="auto"/>
-        <w:ind w:left="216" w:right="115"/>
-        <w:shd w:fill="F7F8FA"/>
-      </w:pPr>
-      <w:r>
-        <w:rPr>
-          <w:rFonts w:ascii="Consolas" w:hAnsi="Consolas"/>
-          <w:color w:val="111827"/>
-          <w:sz w:val="16"/>
-        </w:rPr>
-        <w:t xml:space="preserve">        "organization", "topic", "decision", "todo"</w:t>
-      </w:r>
-    </w:p>
-    <w:p>
-      <w:pPr>
-        <w:spacing w:before="0" w:after="0" w:line="240" w:lineRule="auto"/>
-        <w:ind w:left="216" w:right="115"/>
-        <w:shd w:fill="F7F8FA"/>
-      </w:pPr>
-      <w:r>
-        <w:rPr>
-          <w:rFonts w:ascii="Consolas" w:hAnsi="Consolas"/>
-          <w:color w:val="111827"/>
-          <w:sz w:val="16"/>
-        </w:rPr>
-        <w:t xml:space="preserve">    ]</w:t>
-      </w:r>
-    </w:p>
-    <w:p>
-      <w:pPr>
-        <w:spacing w:before="0" w:after="0" w:line="240" w:lineRule="auto"/>
-        <w:ind w:left="216" w:right="115"/>
-        <w:shd w:fill="F7F8FA"/>
-      </w:pPr>
-      <w:r>
-        <w:rPr>
-          <w:rFonts w:ascii="Consolas" w:hAnsi="Consolas"/>
-          <w:color w:val="111827"/>
-          <w:sz w:val="16"/>
-        </w:rPr>
-        <w:t xml:space="preserve">    title: str = Field(min_length=1, max_length=120)</w:t>
-      </w:r>
-    </w:p>
-    <w:p>
-      <w:pPr>
-        <w:spacing w:before="0" w:after="0" w:line="240" w:lineRule="auto"/>
-        <w:ind w:left="216" w:right="115"/>
-        <w:shd w:fill="F7F8FA"/>
-      </w:pPr>
-      <w:r>
-        <w:rPr>
-          <w:rFonts w:ascii="Consolas" w:hAnsi="Consolas"/>
-          <w:color w:val="111827"/>
-          <w:sz w:val="16"/>
-        </w:rPr>
-        <w:t xml:space="preserve">    body_markdown: str</w:t>
-      </w:r>
-    </w:p>
-    <w:p>
-      <w:pPr>
-        <w:spacing w:before="0" w:after="0" w:line="240" w:lineRule="auto"/>
-        <w:ind w:left="216" w:right="115"/>
-        <w:shd w:fill="F7F8FA"/>
-      </w:pPr>
-      <w:r>
-        <w:rPr>
-          <w:rFonts w:ascii="Consolas" w:hAnsi="Consolas"/>
-          <w:color w:val="111827"/>
-          <w:sz w:val="16"/>
-        </w:rPr>
-        <w:t xml:space="preserve">    source_thought_ids: list[int] = Field(min_length=1)</w:t>
-      </w:r>
-    </w:p>
-    <w:p>
-      <w:pPr>
-        <w:spacing w:before="0" w:after="0" w:line="240" w:lineRule="auto"/>
-        <w:ind w:left="216" w:right="115"/>
-        <w:shd w:fill="F7F8FA"/>
-      </w:pPr>
-      <w:r>
-        <w:rPr>
-          <w:rFonts w:ascii="Consolas" w:hAnsi="Consolas"/>
-          <w:color w:val="111827"/>
-          <w:sz w:val="16"/>
-        </w:rPr>
-        <w:t xml:space="preserve">    mentioned_entities: list[EntityMention]</w:t>
-      </w:r>
-    </w:p>
-    <w:p>
-      <w:pPr>
-        <w:spacing w:before="0" w:after="0" w:line="240" w:lineRule="auto"/>
-        <w:ind w:left="216" w:right="115"/>
-        <w:shd w:fill="F7F8FA"/>
-      </w:pPr>
-      <w:r>
-        <w:rPr>
-          <w:rFonts w:ascii="Consolas" w:hAnsi="Consolas"/>
-          <w:color w:val="111827"/>
-          <w:sz w:val="16"/>
-        </w:rPr>
-        <w:t xml:space="preserve">    change_summary: str = Field(max_length=300)</w:t>
-      </w:r>
-    </w:p>
-    <w:p>
-      <w:pPr>
-        <w:spacing w:before="0" w:after="0" w:line="240" w:lineRule="auto"/>
-        <w:ind w:left="216" w:right="115"/>
-        <w:shd w:fill="F7F8FA"/>
-      </w:pPr>
-      <w:r>
-        <w:rPr>
-          <w:rFonts w:ascii="Consolas" w:hAnsi="Consolas"/>
-          <w:color w:val="111827"/>
-          <w:sz w:val="16"/>
-        </w:rPr>
-        <w:t xml:space="preserve">    confidence: float = Field(ge=0, le=1)</w:t>
-      </w:r>
-    </w:p>
-    <w:p>
-      <w:pPr>
-        <w:spacing w:before="0" w:after="0" w:line="240" w:lineRule="auto"/>
-        <w:ind w:left="216" w:right="115"/>
-        <w:shd w:fill="F7F8FA"/>
-      </w:pPr>
-      <w:r>
-        <w:rPr>
-          <w:rFonts w:ascii="Consolas" w:hAnsi="Consolas"/>
-          <w:color w:val="111827"/>
-          <w:sz w:val="16"/>
-        </w:rPr>
-        <w:t xml:space="preserve"> </w:t>
-      </w:r>
-    </w:p>
-    <w:p>
-      <w:pPr>
-        <w:spacing w:before="0" w:after="0" w:line="240" w:lineRule="auto"/>
-        <w:ind w:left="216" w:right="115"/>
-        <w:shd w:fill="F7F8FA"/>
-      </w:pPr>
-      <w:r>
-        <w:rPr>
-          <w:rFonts w:ascii="Consolas" w:hAnsi="Consolas"/>
-          <w:color w:val="111827"/>
-          <w:sz w:val="16"/>
-        </w:rPr>
-        <w:t>class OrganizationResult(BaseModel):</w:t>
-      </w:r>
-    </w:p>
-    <w:p>
-      <w:pPr>
-        <w:spacing w:before="0" w:after="0" w:line="240" w:lineRule="auto"/>
-        <w:ind w:left="216" w:right="115"/>
-        <w:shd w:fill="F7F8FA"/>
-      </w:pPr>
-      <w:r>
-        <w:rPr>
-          <w:rFonts w:ascii="Consolas" w:hAnsi="Consolas"/>
-          <w:color w:val="111827"/>
-          <w:sz w:val="16"/>
-        </w:rPr>
-        <w:t xml:space="preserve">    documents: list[ProposedDocument]</w:t>
-      </w:r>
-    </w:p>
-    <w:p>
-      <w:pPr>
-        <w:spacing w:before="0" w:after="0" w:line="240" w:lineRule="auto"/>
-        <w:ind w:left="216" w:right="115"/>
-        <w:shd w:fill="F7F8FA"/>
-      </w:pPr>
-      <w:r>
-        <w:rPr>
-          <w:rFonts w:ascii="Consolas" w:hAnsi="Consolas"/>
-          <w:color w:val="111827"/>
-          <w:sz w:val="16"/>
-        </w:rPr>
-        <w:t xml:space="preserve">    unorganized_thought_ids: list[int]</w:t>
-      </w:r>
-    </w:p>
-    <w:p>
-      <w:pPr>
-        <w:spacing w:after="80"/>
-      </w:pPr>
-    </w:p>
-    <w:p>
-      <w:r>
-        <w:t>The prompt forbids facts absent from sources, requires first-person voice where appropriate, resolves relative dates using each thought's timestamp/timezone, and never treats attachments as understood content in Release 1. One repair attempt may include validation errors; a second failure aborts the stage.</w:t>
-      </w:r>
-    </w:p>
-    <w:p>
-      <w:pPr>
-        <w:pStyle w:val="Heading2"/>
-      </w:pPr>
-      <w:r>
-        <w:t>7.4 Search sequence</w:t>
-      </w:r>
-    </w:p>
-    <w:p>
-      <w:r>
-        <w:t xml:space="preserve">The request may provide structured filters directly. If it provides only natural language, the coordinator may ask a cheap model to produce a validated </w:t>
+        <w:t xml:space="preserve">Index changed files in Khoj and record item hashes. Failure marks the run </w:t>
       </w:r>
       <w:r>
         <w:rPr>
@@ -5899,10 +5674,10 @@
           <w:color w:val="1F4D78"/>
           <w:sz w:val="19"/>
         </w:rPr>
-        <w:t>QueryPlan</w:t>
-      </w:r>
-      <w:r>
-        <w:t>; the original query is always retained.</w:t>
+        <w:t>partial</w:t>
+      </w:r>
+      <w:r>
+        <w:t>; canonical revisions remain valid and sync retries independently.</w:t>
       </w:r>
     </w:p>
     <w:p>
@@ -5914,7 +5689,1282 @@
         <w:spacing w:after="120" w:line="280" w:lineRule="auto"/>
       </w:pPr>
       <w:r>
-        <w:t>PostgreSQL applies workspace, date/time, entity, type, source, and lexical constraints.</w:t>
+        <w:t>Enqueue the Discord digest and mark success only after canonical commit. Discord delivery can retry without rerunning the LLM.</w:t>
+      </w:r>
+    </w:p>
+    <w:p>
+      <w:pPr>
+        <w:pStyle w:val="Heading2"/>
+      </w:pPr>
+      <w:r>
+        <w:t>7.3 Context assembly for organization</w:t>
+      </w:r>
+    </w:p>
+    <w:p>
+      <w:r>
+        <w:t>The organize prompt must carry enough context to extend existing entity documents correctly without carrying the whole corpus. Context assembly is therefore a first-class pipeline stage with its own contract, its own invariants, and its own failure metric. It is not prompt plumbing.</w:t>
+      </w:r>
+    </w:p>
+    <w:p>
+      <w:r>
+        <w:t xml:space="preserve">Two properties of this workload set the design. First, the entity </w:t>
+      </w:r>
+      <w:r>
+        <w:rPr>
+          <w:i/>
+        </w:rPr>
+        <w:t>index</w:t>
+      </w:r>
+      <w:r>
+        <w:t xml:space="preserve"> is cheap and the entity </w:t>
+      </w:r>
+      <w:r>
+        <w:rPr>
+          <w:i/>
+        </w:rPr>
+        <w:t>bodies</w:t>
+      </w:r>
+      <w:r>
+        <w:t xml:space="preserve"> are expensive: a name, type, alias list, one-line summary, and last-mentioned date cost roughly 40 tokens per document, while a body costs 500-1500 and grows monotonically. Second, prompt caching is not a cost lever at this cadence. The longest available cache lifetime is one hour and the scheduled organize run fires once per day, so a cached corpus prefix has always expired before the next run and would incur the cache-write premium every time. Selection, not caching, is what keeps this stage affordable.</w:t>
+      </w:r>
+    </w:p>
+    <w:p>
+      <w:r>
+        <w:t>The two failure modes are asymmetric and must be treated differently:</w:t>
+      </w:r>
+    </w:p>
+    <w:p>
+      <w:pPr>
+        <w:numPr>
+          <w:ilvl w:val="0"/>
+          <w:numId w:val="19"/>
+        </w:numPr>
+        <w:spacing w:after="120" w:line="280" w:lineRule="auto"/>
+      </w:pPr>
+      <w:r>
+        <w:rPr>
+          <w:b/>
+        </w:rPr>
+        <w:t>Fragmentation</w:t>
+      </w:r>
+      <w:r>
+        <w:t xml:space="preserve"> - the model creates a second document for an entity that already exists because it did not know the entity existed. This corrupts the corpus silently and compounds across runs. It is prevented outright by always supplying the complete index.</w:t>
+      </w:r>
+    </w:p>
+    <w:p>
+      <w:pPr>
+        <w:numPr>
+          <w:ilvl w:val="0"/>
+          <w:numId w:val="19"/>
+        </w:numPr>
+        <w:spacing w:after="120" w:line="280" w:lineRule="auto"/>
+      </w:pPr>
+      <w:r>
+        <w:rPr>
+          <w:b/>
+        </w:rPr>
+        <w:t>Thin detail</w:t>
+      </w:r>
+      <w:r>
+        <w:t xml:space="preserve"> - the model updates a document without its full prior body. This is visible in the digest, bounded to one revision, and correctable on a later run.</w:t>
+      </w:r>
+    </w:p>
+    <w:p>
+      <w:r>
+        <w:t>Assembly buys out the first failure for a fixed, small token cost and then optimizes the second.</w:t>
+      </w:r>
+    </w:p>
+    <w:p>
+      <w:pPr>
+        <w:pStyle w:val="Heading3"/>
+      </w:pPr>
+      <w:r>
+        <w:t>7.3.1 Tier 1 - the complete entity index</w:t>
+      </w:r>
+    </w:p>
+    <w:p>
+      <w:r>
+        <w:t xml:space="preserve">Every organize prompt contains one index row for every entity document in the workspace, with no selection applied. A row contains the document </w:t>
+      </w:r>
+      <w:r>
+        <w:rPr>
+          <w:rFonts w:ascii="Consolas" w:hAnsi="Consolas"/>
+          <w:color w:val="1F4D78"/>
+          <w:sz w:val="19"/>
+        </w:rPr>
+        <w:t>stable_key</w:t>
+      </w:r>
+      <w:r>
+        <w:t xml:space="preserve">, entity type, canonical name, known aliases, the document's bounded </w:t>
+      </w:r>
+      <w:r>
+        <w:rPr>
+          <w:rFonts w:ascii="Consolas" w:hAnsi="Consolas"/>
+          <w:color w:val="1F4D78"/>
+          <w:sz w:val="19"/>
+        </w:rPr>
+        <w:t>Summary</w:t>
+      </w:r>
+      <w:r>
+        <w:t xml:space="preserve"> section, the last-mentioned date, and the open-thread count.</w:t>
+      </w:r>
+    </w:p>
+    <w:p>
+      <w:r>
+        <w:t>The index is what makes entity reuse possible, so it is never truncated, sampled, or filtered. If index size ever becomes material, the response is to shorten each row, not to drop rows.</w:t>
+      </w:r>
+    </w:p>
+    <w:p>
+      <w:pPr>
+        <w:pStyle w:val="Heading3"/>
+      </w:pPr>
+      <w:r>
+        <w:t>7.3.2 Tier 2 - selected document bodies</w:t>
+      </w:r>
+    </w:p>
+    <w:p>
+      <w:r>
+        <w:t>Bodies are selected in two passes. The first is deterministic and free; the second is a single cheap model call.</w:t>
+      </w:r>
+    </w:p>
+    <w:tbl>
+      <w:tblPr>
+        <w:tblW w:type="dxa" w:w="9360"/>
+        <w:jc w:val="left"/>
+        <w:tblLayout w:type="fixed"/>
+        <w:tblLook w:firstColumn="1" w:firstRow="1" w:lastColumn="0" w:lastRow="0" w:noHBand="0" w:noVBand="1" w:val="04A0"/>
+        <w:tblInd w:w="120" w:type="dxa"/>
+        <w:tblBorders>
+          <w:top w:val="single" w:sz="4" w:space="0" w:color="D0D5DD"/>
+          <w:left w:val="single" w:sz="4" w:space="0" w:color="D0D5DD"/>
+          <w:bottom w:val="single" w:sz="4" w:space="0" w:color="D0D5DD"/>
+          <w:right w:val="single" w:sz="4" w:space="0" w:color="D0D5DD"/>
+          <w:insideH w:val="single" w:sz="4" w:space="0" w:color="D0D5DD"/>
+          <w:insideV w:val="single" w:sz="4" w:space="0" w:color="D0D5DD"/>
+        </w:tblBorders>
+      </w:tblPr>
+      <w:tblGrid>
+        <w:gridCol w:w="1100"/>
+        <w:gridCol w:w="4023"/>
+        <w:gridCol w:w="4237"/>
+      </w:tblGrid>
+      <w:tr>
+        <w:trPr>
+          <w:tblHeader w:val="true"/>
+        </w:trPr>
+        <w:tc>
+          <w:tcPr>
+            <w:tcW w:type="dxa" w:w="1100"/>
+            <w:tcMar>
+              <w:top w:w="80" w:type="dxa"/>
+              <w:start w:w="120" w:type="dxa"/>
+              <w:bottom w:w="80" w:type="dxa"/>
+              <w:end w:w="120" w:type="dxa"/>
+            </w:tcMar>
+            <w:vAlign w:val="center"/>
+            <w:shd w:fill="F2F4F7"/>
+          </w:tcPr>
+          <w:p>
+            <w:pPr>
+              <w:spacing w:before="0" w:after="40" w:line="240" w:lineRule="auto"/>
+            </w:pPr>
+            <w:r>
+              <w:rPr>
+                <w:b/>
+                <w:color w:val="17324D"/>
+                <w:sz w:val="18"/>
+              </w:rPr>
+              <w:t>Signal</w:t>
+            </w:r>
+          </w:p>
+        </w:tc>
+        <w:tc>
+          <w:tcPr>
+            <w:tcW w:type="dxa" w:w="4023"/>
+            <w:tcMar>
+              <w:top w:w="80" w:type="dxa"/>
+              <w:start w:w="120" w:type="dxa"/>
+              <w:bottom w:w="80" w:type="dxa"/>
+              <w:end w:w="120" w:type="dxa"/>
+            </w:tcMar>
+            <w:vAlign w:val="center"/>
+            <w:shd w:fill="F2F4F7"/>
+          </w:tcPr>
+          <w:p>
+            <w:pPr>
+              <w:spacing w:before="0" w:after="40" w:line="240" w:lineRule="auto"/>
+            </w:pPr>
+            <w:r>
+              <w:rPr>
+                <w:b/>
+                <w:color w:val="17324D"/>
+                <w:sz w:val="18"/>
+              </w:rPr>
+              <w:t>Source</w:t>
+            </w:r>
+          </w:p>
+        </w:tc>
+        <w:tc>
+          <w:tcPr>
+            <w:tcW w:type="dxa" w:w="4237"/>
+            <w:tcMar>
+              <w:top w:w="80" w:type="dxa"/>
+              <w:start w:w="120" w:type="dxa"/>
+              <w:bottom w:w="80" w:type="dxa"/>
+              <w:end w:w="120" w:type="dxa"/>
+            </w:tcMar>
+            <w:vAlign w:val="center"/>
+            <w:shd w:fill="F2F4F7"/>
+          </w:tcPr>
+          <w:p>
+            <w:pPr>
+              <w:spacing w:before="0" w:after="40" w:line="240" w:lineRule="auto"/>
+            </w:pPr>
+            <w:r>
+              <w:rPr>
+                <w:b/>
+                <w:color w:val="17324D"/>
+                <w:sz w:val="18"/>
+              </w:rPr>
+              <w:t>Purpose</w:t>
+            </w:r>
+          </w:p>
+        </w:tc>
+      </w:tr>
+      <w:tr>
+        <w:tc>
+          <w:tcPr>
+            <w:tcW w:type="dxa" w:w="1100"/>
+            <w:tcMar>
+              <w:top w:w="80" w:type="dxa"/>
+              <w:start w:w="120" w:type="dxa"/>
+              <w:bottom w:w="80" w:type="dxa"/>
+              <w:end w:w="120" w:type="dxa"/>
+            </w:tcMar>
+            <w:vAlign w:val="center"/>
+          </w:tcPr>
+          <w:p>
+            <w:pPr>
+              <w:spacing w:before="0" w:after="40" w:line="240" w:lineRule="auto"/>
+            </w:pPr>
+            <w:r>
+              <w:rPr>
+                <w:rFonts w:ascii="Consolas" w:hAnsi="Consolas"/>
+                <w:color w:val="1F4D78"/>
+                <w:sz w:val="18"/>
+              </w:rPr>
+              <w:t>alias</w:t>
+            </w:r>
+          </w:p>
+        </w:tc>
+        <w:tc>
+          <w:tcPr>
+            <w:tcW w:type="dxa" w:w="4023"/>
+            <w:tcMar>
+              <w:top w:w="80" w:type="dxa"/>
+              <w:start w:w="120" w:type="dxa"/>
+              <w:bottom w:w="80" w:type="dxa"/>
+              <w:end w:w="120" w:type="dxa"/>
+            </w:tcMar>
+            <w:vAlign w:val="center"/>
+          </w:tcPr>
+          <w:p>
+            <w:pPr>
+              <w:spacing w:before="0" w:after="40" w:line="240" w:lineRule="auto"/>
+            </w:pPr>
+            <w:r>
+              <w:rPr>
+                <w:rFonts w:ascii="Consolas" w:hAnsi="Consolas"/>
+                <w:color w:val="1F4D78"/>
+                <w:sz w:val="18"/>
+              </w:rPr>
+              <w:t>entities.normalized_name</w:t>
+            </w:r>
+            <w:r>
+              <w:rPr>
+                <w:sz w:val="18"/>
+              </w:rPr>
+              <w:t xml:space="preserve"> and </w:t>
+            </w:r>
+            <w:r>
+              <w:rPr>
+                <w:rFonts w:ascii="Consolas" w:hAnsi="Consolas"/>
+                <w:color w:val="1F4D78"/>
+                <w:sz w:val="18"/>
+              </w:rPr>
+              <w:t>entity_aliases</w:t>
+            </w:r>
+            <w:r>
+              <w:rPr>
+                <w:sz w:val="18"/>
+              </w:rPr>
+              <w:t>, exact and trigram matched against window text</w:t>
+            </w:r>
+          </w:p>
+        </w:tc>
+        <w:tc>
+          <w:tcPr>
+            <w:tcW w:type="dxa" w:w="4237"/>
+            <w:tcMar>
+              <w:top w:w="80" w:type="dxa"/>
+              <w:start w:w="120" w:type="dxa"/>
+              <w:bottom w:w="80" w:type="dxa"/>
+              <w:end w:w="120" w:type="dxa"/>
+            </w:tcMar>
+            <w:vAlign w:val="center"/>
+          </w:tcPr>
+          <w:p>
+            <w:pPr>
+              <w:spacing w:before="0" w:after="40" w:line="240" w:lineRule="auto"/>
+            </w:pPr>
+            <w:r>
+              <w:rPr>
+                <w:sz w:val="18"/>
+              </w:rPr>
+              <w:t>Direct naming, including misspellings</w:t>
+            </w:r>
+          </w:p>
+        </w:tc>
+      </w:tr>
+      <w:tr>
+        <w:tc>
+          <w:tcPr>
+            <w:tcW w:type="dxa" w:w="1100"/>
+            <w:tcMar>
+              <w:top w:w="80" w:type="dxa"/>
+              <w:start w:w="120" w:type="dxa"/>
+              <w:bottom w:w="80" w:type="dxa"/>
+              <w:end w:w="120" w:type="dxa"/>
+            </w:tcMar>
+            <w:vAlign w:val="center"/>
+          </w:tcPr>
+          <w:p>
+            <w:pPr>
+              <w:spacing w:before="0" w:after="40" w:line="240" w:lineRule="auto"/>
+            </w:pPr>
+            <w:r>
+              <w:rPr>
+                <w:rFonts w:ascii="Consolas" w:hAnsi="Consolas"/>
+                <w:color w:val="1F4D78"/>
+                <w:sz w:val="18"/>
+              </w:rPr>
+              <w:t>recency</w:t>
+            </w:r>
+          </w:p>
+        </w:tc>
+        <w:tc>
+          <w:tcPr>
+            <w:tcW w:type="dxa" w:w="4023"/>
+            <w:tcMar>
+              <w:top w:w="80" w:type="dxa"/>
+              <w:start w:w="120" w:type="dxa"/>
+              <w:bottom w:w="80" w:type="dxa"/>
+              <w:end w:w="120" w:type="dxa"/>
+            </w:tcMar>
+            <w:vAlign w:val="center"/>
+          </w:tcPr>
+          <w:p>
+            <w:pPr>
+              <w:spacing w:before="0" w:after="40" w:line="240" w:lineRule="auto"/>
+            </w:pPr>
+            <w:r>
+              <w:rPr>
+                <w:rFonts w:ascii="Consolas" w:hAnsi="Consolas"/>
+                <w:color w:val="1F4D78"/>
+                <w:sz w:val="18"/>
+              </w:rPr>
+              <w:t>entity_mentions</w:t>
+            </w:r>
+            <w:r>
+              <w:rPr>
+                <w:sz w:val="18"/>
+              </w:rPr>
+              <w:t xml:space="preserve"> over the last </w:t>
+            </w:r>
+            <w:r>
+              <w:rPr>
+                <w:rFonts w:ascii="Consolas" w:hAnsi="Consolas"/>
+                <w:color w:val="1F4D78"/>
+                <w:sz w:val="18"/>
+              </w:rPr>
+              <w:t>context.recency_windows</w:t>
+            </w:r>
+            <w:r>
+              <w:rPr>
+                <w:sz w:val="18"/>
+              </w:rPr>
+              <w:t xml:space="preserve"> windows</w:t>
+            </w:r>
+          </w:p>
+        </w:tc>
+        <w:tc>
+          <w:tcPr>
+            <w:tcW w:type="dxa" w:w="4237"/>
+            <w:tcMar>
+              <w:top w:w="80" w:type="dxa"/>
+              <w:start w:w="120" w:type="dxa"/>
+              <w:bottom w:w="80" w:type="dxa"/>
+              <w:end w:w="120" w:type="dxa"/>
+            </w:tcMar>
+            <w:vAlign w:val="center"/>
+          </w:tcPr>
+          <w:p>
+            <w:pPr>
+              <w:spacing w:before="0" w:after="40" w:line="240" w:lineRule="auto"/>
+            </w:pPr>
+            <w:r>
+              <w:rPr>
+                <w:sz w:val="18"/>
+              </w:rPr>
+              <w:t>Unnamed continuations of recent subjects</w:t>
+            </w:r>
+          </w:p>
+        </w:tc>
+      </w:tr>
+      <w:tr>
+        <w:tc>
+          <w:tcPr>
+            <w:tcW w:type="dxa" w:w="1100"/>
+            <w:tcMar>
+              <w:top w:w="80" w:type="dxa"/>
+              <w:start w:w="120" w:type="dxa"/>
+              <w:bottom w:w="80" w:type="dxa"/>
+              <w:end w:w="120" w:type="dxa"/>
+            </w:tcMar>
+            <w:vAlign w:val="center"/>
+          </w:tcPr>
+          <w:p>
+            <w:pPr>
+              <w:spacing w:before="0" w:after="40" w:line="240" w:lineRule="auto"/>
+            </w:pPr>
+            <w:r>
+              <w:rPr>
+                <w:rFonts w:ascii="Consolas" w:hAnsi="Consolas"/>
+                <w:color w:val="1F4D78"/>
+                <w:sz w:val="18"/>
+              </w:rPr>
+              <w:t>cooccurrence</w:t>
+            </w:r>
+          </w:p>
+        </w:tc>
+        <w:tc>
+          <w:tcPr>
+            <w:tcW w:type="dxa" w:w="4023"/>
+            <w:tcMar>
+              <w:top w:w="80" w:type="dxa"/>
+              <w:start w:w="120" w:type="dxa"/>
+              <w:bottom w:w="80" w:type="dxa"/>
+              <w:end w:w="120" w:type="dxa"/>
+            </w:tcMar>
+            <w:vAlign w:val="center"/>
+          </w:tcPr>
+          <w:p>
+            <w:pPr>
+              <w:spacing w:before="0" w:after="40" w:line="240" w:lineRule="auto"/>
+            </w:pPr>
+            <w:r>
+              <w:rPr>
+                <w:sz w:val="18"/>
+              </w:rPr>
+              <w:t xml:space="preserve">Historical co-mention frequency with already-selected entities, above </w:t>
+            </w:r>
+            <w:r>
+              <w:rPr>
+                <w:rFonts w:ascii="Consolas" w:hAnsi="Consolas"/>
+                <w:color w:val="1F4D78"/>
+                <w:sz w:val="18"/>
+              </w:rPr>
+              <w:t>context.cooccurrence_threshold</w:t>
+            </w:r>
+          </w:p>
+        </w:tc>
+        <w:tc>
+          <w:tcPr>
+            <w:tcW w:type="dxa" w:w="4237"/>
+            <w:tcMar>
+              <w:top w:w="80" w:type="dxa"/>
+              <w:start w:w="120" w:type="dxa"/>
+              <w:bottom w:w="80" w:type="dxa"/>
+              <w:end w:w="120" w:type="dxa"/>
+            </w:tcMar>
+            <w:vAlign w:val="center"/>
+          </w:tcPr>
+          <w:p>
+            <w:pPr>
+              <w:spacing w:before="0" w:after="40" w:line="240" w:lineRule="auto"/>
+            </w:pPr>
+            <w:r>
+              <w:rPr>
+                <w:sz w:val="18"/>
+              </w:rPr>
+              <w:t>Structural expansion without embeddings</w:t>
+            </w:r>
+          </w:p>
+        </w:tc>
+      </w:tr>
+      <w:tr>
+        <w:tc>
+          <w:tcPr>
+            <w:tcW w:type="dxa" w:w="1100"/>
+            <w:tcMar>
+              <w:top w:w="80" w:type="dxa"/>
+              <w:start w:w="120" w:type="dxa"/>
+              <w:bottom w:w="80" w:type="dxa"/>
+              <w:end w:w="120" w:type="dxa"/>
+            </w:tcMar>
+            <w:vAlign w:val="center"/>
+          </w:tcPr>
+          <w:p>
+            <w:pPr>
+              <w:spacing w:before="0" w:after="40" w:line="240" w:lineRule="auto"/>
+            </w:pPr>
+            <w:r>
+              <w:rPr>
+                <w:rFonts w:ascii="Consolas" w:hAnsi="Consolas"/>
+                <w:color w:val="1F4D78"/>
+                <w:sz w:val="18"/>
+              </w:rPr>
+              <w:t>open_thread</w:t>
+            </w:r>
+          </w:p>
+        </w:tc>
+        <w:tc>
+          <w:tcPr>
+            <w:tcW w:type="dxa" w:w="4023"/>
+            <w:tcMar>
+              <w:top w:w="80" w:type="dxa"/>
+              <w:start w:w="120" w:type="dxa"/>
+              <w:bottom w:w="80" w:type="dxa"/>
+              <w:end w:w="120" w:type="dxa"/>
+            </w:tcMar>
+            <w:vAlign w:val="center"/>
+          </w:tcPr>
+          <w:p>
+            <w:pPr>
+              <w:spacing w:before="0" w:after="40" w:line="240" w:lineRule="auto"/>
+            </w:pPr>
+            <w:r>
+              <w:rPr>
+                <w:sz w:val="18"/>
+              </w:rPr>
+              <w:t xml:space="preserve">Documents of kind </w:t>
+            </w:r>
+            <w:r>
+              <w:rPr>
+                <w:rFonts w:ascii="Consolas" w:hAnsi="Consolas"/>
+                <w:color w:val="1F4D78"/>
+                <w:sz w:val="18"/>
+              </w:rPr>
+              <w:t>todo</w:t>
+            </w:r>
+            <w:r>
+              <w:rPr>
+                <w:sz w:val="18"/>
+              </w:rPr>
+              <w:t xml:space="preserve"> or </w:t>
+            </w:r>
+            <w:r>
+              <w:rPr>
+                <w:rFonts w:ascii="Consolas" w:hAnsi="Consolas"/>
+                <w:color w:val="1F4D78"/>
+                <w:sz w:val="18"/>
+              </w:rPr>
+              <w:t>decision</w:t>
+            </w:r>
+            <w:r>
+              <w:rPr>
+                <w:sz w:val="18"/>
+              </w:rPr>
+              <w:t xml:space="preserve"> with unresolved items</w:t>
+            </w:r>
+          </w:p>
+        </w:tc>
+        <w:tc>
+          <w:tcPr>
+            <w:tcW w:type="dxa" w:w="4237"/>
+            <w:tcMar>
+              <w:top w:w="80" w:type="dxa"/>
+              <w:start w:w="120" w:type="dxa"/>
+              <w:bottom w:w="80" w:type="dxa"/>
+              <w:end w:w="120" w:type="dxa"/>
+            </w:tcMar>
+            <w:vAlign w:val="center"/>
+          </w:tcPr>
+          <w:p>
+            <w:pPr>
+              <w:spacing w:before="0" w:after="40" w:line="240" w:lineRule="auto"/>
+            </w:pPr>
+            <w:r>
+              <w:rPr>
+                <w:sz w:val="18"/>
+              </w:rPr>
+              <w:t>Standing context that is valuable whether or not it is mentioned</w:t>
+            </w:r>
+          </w:p>
+        </w:tc>
+      </w:tr>
+      <w:tr>
+        <w:tc>
+          <w:tcPr>
+            <w:tcW w:type="dxa" w:w="1100"/>
+            <w:tcMar>
+              <w:top w:w="80" w:type="dxa"/>
+              <w:start w:w="120" w:type="dxa"/>
+              <w:bottom w:w="80" w:type="dxa"/>
+              <w:end w:w="120" w:type="dxa"/>
+            </w:tcMar>
+            <w:vAlign w:val="center"/>
+          </w:tcPr>
+          <w:p>
+            <w:pPr>
+              <w:spacing w:before="0" w:after="40" w:line="240" w:lineRule="auto"/>
+            </w:pPr>
+            <w:r>
+              <w:rPr>
+                <w:rFonts w:ascii="Consolas" w:hAnsi="Consolas"/>
+                <w:color w:val="1F4D78"/>
+                <w:sz w:val="18"/>
+              </w:rPr>
+              <w:t>embedding</w:t>
+            </w:r>
+          </w:p>
+        </w:tc>
+        <w:tc>
+          <w:tcPr>
+            <w:tcW w:type="dxa" w:w="4023"/>
+            <w:tcMar>
+              <w:top w:w="80" w:type="dxa"/>
+              <w:start w:w="120" w:type="dxa"/>
+              <w:bottom w:w="80" w:type="dxa"/>
+              <w:end w:w="120" w:type="dxa"/>
+            </w:tcMar>
+            <w:vAlign w:val="center"/>
+          </w:tcPr>
+          <w:p>
+            <w:pPr>
+              <w:spacing w:before="0" w:after="40" w:line="240" w:lineRule="auto"/>
+            </w:pPr>
+            <w:r>
+              <w:rPr>
+                <w:sz w:val="18"/>
+              </w:rPr>
+              <w:t xml:space="preserve">Cosine similarity between the window text and locally computed entity-document embeddings, top </w:t>
+            </w:r>
+            <w:r>
+              <w:rPr>
+                <w:rFonts w:ascii="Consolas" w:hAnsi="Consolas"/>
+                <w:color w:val="1F4D78"/>
+                <w:sz w:val="18"/>
+              </w:rPr>
+              <w:t>context.embedding_top_k</w:t>
+            </w:r>
+          </w:p>
+        </w:tc>
+        <w:tc>
+          <w:tcPr>
+            <w:tcW w:type="dxa" w:w="4237"/>
+            <w:tcMar>
+              <w:top w:w="80" w:type="dxa"/>
+              <w:start w:w="120" w:type="dxa"/>
+              <w:bottom w:w="80" w:type="dxa"/>
+              <w:end w:w="120" w:type="dxa"/>
+            </w:tcMar>
+            <w:vAlign w:val="center"/>
+          </w:tcPr>
+          <w:p>
+            <w:pPr>
+              <w:spacing w:before="0" w:after="40" w:line="240" w:lineRule="auto"/>
+            </w:pPr>
+            <w:r>
+              <w:rPr>
+                <w:sz w:val="18"/>
+              </w:rPr>
+              <w:t>Topical relevance where the entity is neither named, recent, nor co-occurring (second wave; see 7.3.6)</w:t>
+            </w:r>
+          </w:p>
+        </w:tc>
+      </w:tr>
+      <w:tr>
+        <w:tc>
+          <w:tcPr>
+            <w:tcW w:type="dxa" w:w="1100"/>
+            <w:tcMar>
+              <w:top w:w="80" w:type="dxa"/>
+              <w:start w:w="120" w:type="dxa"/>
+              <w:bottom w:w="80" w:type="dxa"/>
+              <w:end w:w="120" w:type="dxa"/>
+            </w:tcMar>
+            <w:vAlign w:val="center"/>
+          </w:tcPr>
+          <w:p>
+            <w:pPr>
+              <w:spacing w:before="0" w:after="40" w:line="240" w:lineRule="auto"/>
+            </w:pPr>
+            <w:r>
+              <w:rPr>
+                <w:rFonts w:ascii="Consolas" w:hAnsi="Consolas"/>
+                <w:color w:val="1F4D78"/>
+                <w:sz w:val="18"/>
+              </w:rPr>
+              <w:t>selector</w:t>
+            </w:r>
+          </w:p>
+        </w:tc>
+        <w:tc>
+          <w:tcPr>
+            <w:tcW w:type="dxa" w:w="4023"/>
+            <w:tcMar>
+              <w:top w:w="80" w:type="dxa"/>
+              <w:start w:w="120" w:type="dxa"/>
+              <w:bottom w:w="80" w:type="dxa"/>
+              <w:end w:w="120" w:type="dxa"/>
+            </w:tcMar>
+            <w:vAlign w:val="center"/>
+          </w:tcPr>
+          <w:p>
+            <w:pPr>
+              <w:spacing w:before="0" w:after="40" w:line="240" w:lineRule="auto"/>
+            </w:pPr>
+            <w:r>
+              <w:rPr>
+                <w:sz w:val="18"/>
+              </w:rPr>
+              <w:t xml:space="preserve">One </w:t>
+            </w:r>
+            <w:r>
+              <w:rPr>
+                <w:rFonts w:ascii="Consolas" w:hAnsi="Consolas"/>
+                <w:color w:val="1F4D78"/>
+                <w:sz w:val="18"/>
+              </w:rPr>
+              <w:t>select</w:t>
+            </w:r>
+            <w:r>
+              <w:rPr>
+                <w:sz w:val="18"/>
+              </w:rPr>
+              <w:t xml:space="preserve"> model call over the window text plus the Tier 1 index, returning </w:t>
+            </w:r>
+            <w:r>
+              <w:rPr>
+                <w:rFonts w:ascii="Consolas" w:hAnsi="Consolas"/>
+                <w:color w:val="1F4D78"/>
+                <w:sz w:val="18"/>
+              </w:rPr>
+              <w:t>stable_key</w:t>
+            </w:r>
+            <w:r>
+              <w:rPr>
+                <w:sz w:val="18"/>
+              </w:rPr>
+              <w:t xml:space="preserve"> values</w:t>
+            </w:r>
+          </w:p>
+        </w:tc>
+        <w:tc>
+          <w:tcPr>
+            <w:tcW w:type="dxa" w:w="4237"/>
+            <w:tcMar>
+              <w:top w:w="80" w:type="dxa"/>
+              <w:start w:w="120" w:type="dxa"/>
+              <w:bottom w:w="80" w:type="dxa"/>
+              <w:end w:w="120" w:type="dxa"/>
+            </w:tcMar>
+            <w:vAlign w:val="center"/>
+          </w:tcPr>
+          <w:p>
+            <w:pPr>
+              <w:spacing w:before="0" w:after="40" w:line="240" w:lineRule="auto"/>
+            </w:pPr>
+            <w:r>
+              <w:rPr>
+                <w:sz w:val="18"/>
+              </w:rPr>
+              <w:t>Referential cases signals cannot resolve: pronouns, "the thing we discussed", implied projects</w:t>
+            </w:r>
+          </w:p>
+        </w:tc>
+      </w:tr>
+    </w:tbl>
+    <w:p>
+      <w:pPr>
+        <w:spacing w:after="40"/>
+      </w:pPr>
+    </w:p>
+    <w:p>
+      <w:r>
+        <w:t xml:space="preserve">The </w:t>
+      </w:r>
+      <w:r>
+        <w:rPr>
+          <w:rFonts w:ascii="Consolas" w:hAnsi="Consolas"/>
+          <w:color w:val="1F4D78"/>
+          <w:sz w:val="19"/>
+        </w:rPr>
+        <w:t>select</w:t>
+      </w:r>
+      <w:r>
+        <w:t xml:space="preserve"> call is a single request with a small structured output, not an agentic loop. It resolves most of what a tool-calling retriever would find while re-sending context once instead of once per turn, and because it is one deterministic-shaped call it stays cacheable by prompt hash for development and reproducible for evaluation.</w:t>
+      </w:r>
+    </w:p>
+    <w:p>
+      <w:pPr>
+        <w:pStyle w:val="Heading3"/>
+      </w:pPr>
+      <w:r>
+        <w:t>7.3.3 Generated document format</w:t>
+      </w:r>
+    </w:p>
+    <w:p>
+      <w:r>
+        <w:t>Generated entity documents use a fixed section order so that partial inclusion is well defined:</w:t>
+      </w:r>
+    </w:p>
+    <w:p>
+      <w:pPr>
+        <w:spacing w:before="80" w:after="40"/>
+      </w:pPr>
+      <w:r>
+        <w:rPr>
+          <w:b/>
+          <w:color w:val="667085"/>
+          <w:sz w:val="16"/>
+        </w:rPr>
+        <w:t>MARKDOWN</w:t>
+      </w:r>
+    </w:p>
+    <w:p>
+      <w:pPr>
+        <w:spacing w:before="0" w:after="0" w:line="240" w:lineRule="auto"/>
+        <w:ind w:left="216" w:right="115"/>
+        <w:shd w:fill="F7F8FA"/>
+      </w:pPr>
+      <w:r>
+        <w:rPr>
+          <w:rFonts w:ascii="Consolas" w:hAnsi="Consolas"/>
+          <w:color w:val="111827"/>
+          <w:sz w:val="16"/>
+        </w:rPr>
+        <w:t>## Summary          # bounded; source of the Tier 1 index line</w:t>
+      </w:r>
+    </w:p>
+    <w:p>
+      <w:pPr>
+        <w:spacing w:before="0" w:after="0" w:line="240" w:lineRule="auto"/>
+        <w:ind w:left="216" w:right="115"/>
+        <w:shd w:fill="F7F8FA"/>
+      </w:pPr>
+      <w:r>
+        <w:rPr>
+          <w:rFonts w:ascii="Consolas" w:hAnsi="Consolas"/>
+          <w:color w:val="111827"/>
+          <w:sz w:val="16"/>
+        </w:rPr>
+        <w:t>## Current state    # bounded</w:t>
+      </w:r>
+    </w:p>
+    <w:p>
+      <w:pPr>
+        <w:spacing w:before="0" w:after="0" w:line="240" w:lineRule="auto"/>
+        <w:ind w:left="216" w:right="115"/>
+        <w:shd w:fill="F7F8FA"/>
+      </w:pPr>
+      <w:r>
+        <w:rPr>
+          <w:rFonts w:ascii="Consolas" w:hAnsi="Consolas"/>
+          <w:color w:val="111827"/>
+          <w:sz w:val="16"/>
+        </w:rPr>
+        <w:t>## Open threads     # bounded</w:t>
+      </w:r>
+    </w:p>
+    <w:p>
+      <w:pPr>
+        <w:spacing w:before="0" w:after="0" w:line="240" w:lineRule="auto"/>
+        <w:ind w:left="216" w:right="115"/>
+        <w:shd w:fill="F7F8FA"/>
+      </w:pPr>
+      <w:r>
+        <w:rPr>
+          <w:rFonts w:ascii="Consolas" w:hAnsi="Consolas"/>
+          <w:color w:val="111827"/>
+          <w:sz w:val="16"/>
+        </w:rPr>
+        <w:t>## Timeline         # append-oriented; truncatable from the tail</w:t>
+      </w:r>
+    </w:p>
+    <w:p>
+      <w:pPr>
+        <w:spacing w:after="80"/>
+      </w:pPr>
+    </w:p>
+    <w:p>
+      <w:r>
+        <w:t>Inclusion is graded rather than binary:</w:t>
+      </w:r>
+    </w:p>
+    <w:tbl>
+      <w:tblPr>
+        <w:tblW w:type="dxa" w:w="9360"/>
+        <w:jc w:val="left"/>
+        <w:tblLayout w:type="fixed"/>
+        <w:tblLook w:firstColumn="1" w:firstRow="1" w:lastColumn="0" w:lastRow="0" w:noHBand="0" w:noVBand="1" w:val="04A0"/>
+        <w:tblInd w:w="120" w:type="dxa"/>
+        <w:tblBorders>
+          <w:top w:val="single" w:sz="4" w:space="0" w:color="D0D5DD"/>
+          <w:left w:val="single" w:sz="4" w:space="0" w:color="D0D5DD"/>
+          <w:bottom w:val="single" w:sz="4" w:space="0" w:color="D0D5DD"/>
+          <w:right w:val="single" w:sz="4" w:space="0" w:color="D0D5DD"/>
+          <w:insideH w:val="single" w:sz="4" w:space="0" w:color="D0D5DD"/>
+          <w:insideV w:val="single" w:sz="4" w:space="0" w:color="D0D5DD"/>
+        </w:tblBorders>
+      </w:tblPr>
+      <w:tblGrid>
+        <w:gridCol w:w="1100"/>
+        <w:gridCol w:w="4492"/>
+        <w:gridCol w:w="3768"/>
+      </w:tblGrid>
+      <w:tr>
+        <w:trPr>
+          <w:tblHeader w:val="true"/>
+        </w:trPr>
+        <w:tc>
+          <w:tcPr>
+            <w:tcW w:type="dxa" w:w="1100"/>
+            <w:tcMar>
+              <w:top w:w="80" w:type="dxa"/>
+              <w:start w:w="120" w:type="dxa"/>
+              <w:bottom w:w="80" w:type="dxa"/>
+              <w:end w:w="120" w:type="dxa"/>
+            </w:tcMar>
+            <w:vAlign w:val="center"/>
+            <w:shd w:fill="F2F4F7"/>
+          </w:tcPr>
+          <w:p>
+            <w:pPr>
+              <w:spacing w:before="0" w:after="40" w:line="240" w:lineRule="auto"/>
+            </w:pPr>
+            <w:r>
+              <w:rPr>
+                <w:b/>
+                <w:color w:val="17324D"/>
+                <w:sz w:val="18"/>
+              </w:rPr>
+              <w:t>Mode</w:t>
+            </w:r>
+          </w:p>
+        </w:tc>
+        <w:tc>
+          <w:tcPr>
+            <w:tcW w:type="dxa" w:w="4492"/>
+            <w:tcMar>
+              <w:top w:w="80" w:type="dxa"/>
+              <w:start w:w="120" w:type="dxa"/>
+              <w:bottom w:w="80" w:type="dxa"/>
+              <w:end w:w="120" w:type="dxa"/>
+            </w:tcMar>
+            <w:vAlign w:val="center"/>
+            <w:shd w:fill="F2F4F7"/>
+          </w:tcPr>
+          <w:p>
+            <w:pPr>
+              <w:spacing w:before="0" w:after="40" w:line="240" w:lineRule="auto"/>
+            </w:pPr>
+            <w:r>
+              <w:rPr>
+                <w:b/>
+                <w:color w:val="17324D"/>
+                <w:sz w:val="18"/>
+              </w:rPr>
+              <w:t>Content sent</w:t>
+            </w:r>
+          </w:p>
+        </w:tc>
+        <w:tc>
+          <w:tcPr>
+            <w:tcW w:type="dxa" w:w="3768"/>
+            <w:tcMar>
+              <w:top w:w="80" w:type="dxa"/>
+              <w:start w:w="120" w:type="dxa"/>
+              <w:bottom w:w="80" w:type="dxa"/>
+              <w:end w:w="120" w:type="dxa"/>
+            </w:tcMar>
+            <w:vAlign w:val="center"/>
+            <w:shd w:fill="F2F4F7"/>
+          </w:tcPr>
+          <w:p>
+            <w:pPr>
+              <w:spacing w:before="0" w:after="40" w:line="240" w:lineRule="auto"/>
+            </w:pPr>
+            <w:r>
+              <w:rPr>
+                <w:b/>
+                <w:color w:val="17324D"/>
+                <w:sz w:val="18"/>
+              </w:rPr>
+              <w:t>Applies to</w:t>
+            </w:r>
+          </w:p>
+        </w:tc>
+      </w:tr>
+      <w:tr>
+        <w:tc>
+          <w:tcPr>
+            <w:tcW w:type="dxa" w:w="1100"/>
+            <w:tcMar>
+              <w:top w:w="80" w:type="dxa"/>
+              <w:start w:w="120" w:type="dxa"/>
+              <w:bottom w:w="80" w:type="dxa"/>
+              <w:end w:w="120" w:type="dxa"/>
+            </w:tcMar>
+            <w:vAlign w:val="center"/>
+          </w:tcPr>
+          <w:p>
+            <w:pPr>
+              <w:spacing w:before="0" w:after="40" w:line="240" w:lineRule="auto"/>
+            </w:pPr>
+            <w:r>
+              <w:rPr>
+                <w:rFonts w:ascii="Consolas" w:hAnsi="Consolas"/>
+                <w:color w:val="1F4D78"/>
+                <w:sz w:val="18"/>
+              </w:rPr>
+              <w:t>index_only</w:t>
+            </w:r>
+          </w:p>
+        </w:tc>
+        <w:tc>
+          <w:tcPr>
+            <w:tcW w:type="dxa" w:w="4492"/>
+            <w:tcMar>
+              <w:top w:w="80" w:type="dxa"/>
+              <w:start w:w="120" w:type="dxa"/>
+              <w:bottom w:w="80" w:type="dxa"/>
+              <w:end w:w="120" w:type="dxa"/>
+            </w:tcMar>
+            <w:vAlign w:val="center"/>
+          </w:tcPr>
+          <w:p>
+            <w:pPr>
+              <w:spacing w:before="0" w:after="40" w:line="240" w:lineRule="auto"/>
+            </w:pPr>
+            <w:r>
+              <w:rPr>
+                <w:sz w:val="18"/>
+              </w:rPr>
+              <w:t>Tier 1 row only</w:t>
+            </w:r>
+          </w:p>
+        </w:tc>
+        <w:tc>
+          <w:tcPr>
+            <w:tcW w:type="dxa" w:w="3768"/>
+            <w:tcMar>
+              <w:top w:w="80" w:type="dxa"/>
+              <w:start w:w="120" w:type="dxa"/>
+              <w:bottom w:w="80" w:type="dxa"/>
+              <w:end w:w="120" w:type="dxa"/>
+            </w:tcMar>
+            <w:vAlign w:val="center"/>
+          </w:tcPr>
+          <w:p>
+            <w:pPr>
+              <w:spacing w:before="0" w:after="40" w:line="240" w:lineRule="auto"/>
+            </w:pPr>
+            <w:r>
+              <w:rPr>
+                <w:sz w:val="18"/>
+              </w:rPr>
+              <w:t>Every unselected document</w:t>
+            </w:r>
+          </w:p>
+        </w:tc>
+      </w:tr>
+      <w:tr>
+        <w:tc>
+          <w:tcPr>
+            <w:tcW w:type="dxa" w:w="1100"/>
+            <w:tcMar>
+              <w:top w:w="80" w:type="dxa"/>
+              <w:start w:w="120" w:type="dxa"/>
+              <w:bottom w:w="80" w:type="dxa"/>
+              <w:end w:w="120" w:type="dxa"/>
+            </w:tcMar>
+            <w:vAlign w:val="center"/>
+          </w:tcPr>
+          <w:p>
+            <w:pPr>
+              <w:spacing w:before="0" w:after="40" w:line="240" w:lineRule="auto"/>
+            </w:pPr>
+            <w:r>
+              <w:rPr>
+                <w:rFonts w:ascii="Consolas" w:hAnsi="Consolas"/>
+                <w:color w:val="1F4D78"/>
+                <w:sz w:val="18"/>
+              </w:rPr>
+              <w:t>partial</w:t>
+            </w:r>
+          </w:p>
+        </w:tc>
+        <w:tc>
+          <w:tcPr>
+            <w:tcW w:type="dxa" w:w="4492"/>
+            <w:tcMar>
+              <w:top w:w="80" w:type="dxa"/>
+              <w:start w:w="120" w:type="dxa"/>
+              <w:bottom w:w="80" w:type="dxa"/>
+              <w:end w:w="120" w:type="dxa"/>
+            </w:tcMar>
+            <w:vAlign w:val="center"/>
+          </w:tcPr>
+          <w:p>
+            <w:pPr>
+              <w:spacing w:before="0" w:after="40" w:line="240" w:lineRule="auto"/>
+            </w:pPr>
+            <w:r>
+              <w:rPr>
+                <w:sz w:val="18"/>
+              </w:rPr>
+              <w:t xml:space="preserve">Summary, Current state, Open threads, last </w:t>
+            </w:r>
+            <w:r>
+              <w:rPr>
+                <w:rFonts w:ascii="Consolas" w:hAnsi="Consolas"/>
+                <w:color w:val="1F4D78"/>
+                <w:sz w:val="18"/>
+              </w:rPr>
+              <w:t>context.timeline_tail_entries</w:t>
+            </w:r>
+            <w:r>
+              <w:rPr>
+                <w:sz w:val="18"/>
+              </w:rPr>
+              <w:t xml:space="preserve"> timeline entries</w:t>
+            </w:r>
+          </w:p>
+        </w:tc>
+        <w:tc>
+          <w:tcPr>
+            <w:tcW w:type="dxa" w:w="3768"/>
+            <w:tcMar>
+              <w:top w:w="80" w:type="dxa"/>
+              <w:start w:w="120" w:type="dxa"/>
+              <w:bottom w:w="80" w:type="dxa"/>
+              <w:end w:w="120" w:type="dxa"/>
+            </w:tcMar>
+            <w:vAlign w:val="center"/>
+          </w:tcPr>
+          <w:p>
+            <w:pPr>
+              <w:spacing w:before="0" w:after="40" w:line="240" w:lineRule="auto"/>
+            </w:pPr>
+            <w:r>
+              <w:rPr>
+                <w:sz w:val="18"/>
+              </w:rPr>
+              <w:t xml:space="preserve">Marginal selections and documents over </w:t>
+            </w:r>
+            <w:r>
+              <w:rPr>
+                <w:rFonts w:ascii="Consolas" w:hAnsi="Consolas"/>
+                <w:color w:val="1F4D78"/>
+                <w:sz w:val="18"/>
+              </w:rPr>
+              <w:t>context.max_body_tokens</w:t>
+            </w:r>
+          </w:p>
+        </w:tc>
+      </w:tr>
+      <w:tr>
+        <w:tc>
+          <w:tcPr>
+            <w:tcW w:type="dxa" w:w="1100"/>
+            <w:tcMar>
+              <w:top w:w="80" w:type="dxa"/>
+              <w:start w:w="120" w:type="dxa"/>
+              <w:bottom w:w="80" w:type="dxa"/>
+              <w:end w:w="120" w:type="dxa"/>
+            </w:tcMar>
+            <w:vAlign w:val="center"/>
+          </w:tcPr>
+          <w:p>
+            <w:pPr>
+              <w:spacing w:before="0" w:after="40" w:line="240" w:lineRule="auto"/>
+            </w:pPr>
+            <w:r>
+              <w:rPr>
+                <w:rFonts w:ascii="Consolas" w:hAnsi="Consolas"/>
+                <w:color w:val="1F4D78"/>
+                <w:sz w:val="18"/>
+              </w:rPr>
+              <w:t>full</w:t>
+            </w:r>
+          </w:p>
+        </w:tc>
+        <w:tc>
+          <w:tcPr>
+            <w:tcW w:type="dxa" w:w="4492"/>
+            <w:tcMar>
+              <w:top w:w="80" w:type="dxa"/>
+              <w:start w:w="120" w:type="dxa"/>
+              <w:bottom w:w="80" w:type="dxa"/>
+              <w:end w:w="120" w:type="dxa"/>
+            </w:tcMar>
+            <w:vAlign w:val="center"/>
+          </w:tcPr>
+          <w:p>
+            <w:pPr>
+              <w:spacing w:before="0" w:after="40" w:line="240" w:lineRule="auto"/>
+            </w:pPr>
+            <w:r>
+              <w:rPr>
+                <w:sz w:val="18"/>
+              </w:rPr>
+              <w:t>Entire body</w:t>
+            </w:r>
+          </w:p>
+        </w:tc>
+        <w:tc>
+          <w:tcPr>
+            <w:tcW w:type="dxa" w:w="3768"/>
+            <w:tcMar>
+              <w:top w:w="80" w:type="dxa"/>
+              <w:start w:w="120" w:type="dxa"/>
+              <w:bottom w:w="80" w:type="dxa"/>
+              <w:end w:w="120" w:type="dxa"/>
+            </w:tcMar>
+            <w:vAlign w:val="center"/>
+          </w:tcPr>
+          <w:p>
+            <w:pPr>
+              <w:spacing w:before="0" w:after="40" w:line="240" w:lineRule="auto"/>
+            </w:pPr>
+            <w:r>
+              <w:rPr>
+                <w:sz w:val="18"/>
+              </w:rPr>
+              <w:t>High-confidence selections within budget</w:t>
+            </w:r>
+          </w:p>
+        </w:tc>
+      </w:tr>
+    </w:tbl>
+    <w:p>
+      <w:pPr>
+        <w:spacing w:after="40"/>
+      </w:pPr>
+    </w:p>
+    <w:p>
+      <w:r>
+        <w:t>Document format is a retrieval concern, not only a readability concern. Changing this section contract after the corpus exists requires regenerating documents, so it is fixed before the first organize prompt ships.</w:t>
+      </w:r>
+    </w:p>
+    <w:p>
+      <w:pPr>
+        <w:pStyle w:val="Heading3"/>
+      </w:pPr>
+      <w:r>
+        <w:t>7.3.4 Invariants</w:t>
       </w:r>
     </w:p>
     <w:p>
@@ -5926,7 +6976,7 @@
         <w:spacing w:after="120" w:line="280" w:lineRule="auto"/>
       </w:pPr>
       <w:r>
-        <w:t>Khoj receives the semantic query with supported date, word, and file filters appended at the end in a canonical order. This placement avoids known parser edge cases.</w:t>
+        <w:t>The entity index is complete. Every entity document in the workspace appears in every organize prompt.</w:t>
       </w:r>
     </w:p>
     <w:p>
@@ -5938,7 +6988,7 @@
         <w:spacing w:after="120" w:line="280" w:lineRule="auto"/>
       </w:pPr>
       <w:r>
-        <w:t>Both paths return stable document/revision/source identifiers.</w:t>
+        <w:t>Selection is additive. The final set is the union of the deterministic signals and the selector output; the selector can add documents but can never remove one that a deterministic signal produced.</w:t>
       </w:r>
     </w:p>
     <w:p>
@@ -5950,18 +7000,7 @@
         <w:spacing w:after="120" w:line="280" w:lineRule="auto"/>
       </w:pPr>
       <w:r>
-        <w:t xml:space="preserve">Normalize ranks and fuse with RRF using </w:t>
-      </w:r>
-      <w:r>
-        <w:rPr>
-          <w:rFonts w:ascii="Consolas" w:hAnsi="Consolas"/>
-          <w:color w:val="1F4D78"/>
-          <w:sz w:val="19"/>
-        </w:rPr>
-        <w:t>k=60</w:t>
-      </w:r>
-      <w:r>
-        <w:t>; exact phrase matches receive a documented deterministic boost before rank assignment.</w:t>
+        <w:t>Selector failure is non-fatal. On timeout, invalid output, or provider error, assembly proceeds with the deterministic set and the run records the degradation.</w:t>
       </w:r>
     </w:p>
     <w:p>
@@ -5973,12 +7012,202 @@
         <w:spacing w:after="120" w:line="280" w:lineRule="auto"/>
       </w:pPr>
       <w:r>
-        <w:t>Deduplicate by revision ID and return evidence snippets, scores by channel, and citations.</w:t>
-      </w:r>
-    </w:p>
-    <w:p>
-      <w:r>
-        <w:t xml:space="preserve">If Khoj is unavailable, hybrid search degrades to exact search with </w:t>
+        <w:t>Expansion is bounded. If generation or validation reveals a required document that was not loaded, generation may be retried exactly once with the expanded set. There is no loop.</w:t>
+      </w:r>
+    </w:p>
+    <w:p>
+      <w:pPr>
+        <w:numPr>
+          <w:ilvl w:val="0"/>
+          <w:numId w:val="20"/>
+        </w:numPr>
+        <w:spacing w:after="120" w:line="280" w:lineRule="auto"/>
+      </w:pPr>
+      <w:r>
+        <w:t>Only touched documents are regenerated. Full-snapshot revisions do not require rewriting untouched documents; those keep their current revision and no new revision row is written.</w:t>
+      </w:r>
+    </w:p>
+    <w:p>
+      <w:pPr>
+        <w:numPr>
+          <w:ilvl w:val="0"/>
+          <w:numId w:val="20"/>
+        </w:numPr>
+        <w:spacing w:after="120" w:line="280" w:lineRule="auto"/>
+      </w:pPr>
+      <w:r>
+        <w:t>Assembly is recorded. Every run persists what was considered, what was selected, by which signal, and at which inclusion mode.</w:t>
+      </w:r>
+    </w:p>
+    <w:p>
+      <w:r>
+        <w:t>Invariant 2 is what makes a cheap model safe in this position: a poor selector call costs tokens, never correctness.</w:t>
+      </w:r>
+    </w:p>
+    <w:p>
+      <w:pPr>
+        <w:pStyle w:val="Heading3"/>
+      </w:pPr>
+      <w:r>
+        <w:t>7.3.5 Observability and context recall</w:t>
+      </w:r>
+    </w:p>
+    <w:p>
+      <w:pPr>
+        <w:spacing w:before="80" w:after="40"/>
+      </w:pPr>
+      <w:r>
+        <w:rPr>
+          <w:b/>
+          <w:color w:val="667085"/>
+          <w:sz w:val="16"/>
+        </w:rPr>
+        <w:t>SQL</w:t>
+      </w:r>
+    </w:p>
+    <w:p>
+      <w:pPr>
+        <w:spacing w:before="0" w:after="0" w:line="240" w:lineRule="auto"/>
+        <w:ind w:left="216" w:right="115"/>
+        <w:shd w:fill="F7F8FA"/>
+      </w:pPr>
+      <w:r>
+        <w:rPr>
+          <w:rFonts w:ascii="Consolas" w:hAnsi="Consolas"/>
+          <w:color w:val="111827"/>
+          <w:sz w:val="16"/>
+        </w:rPr>
+        <w:t>CREATE TABLE run_context_selections (</w:t>
+      </w:r>
+    </w:p>
+    <w:p>
+      <w:pPr>
+        <w:spacing w:before="0" w:after="0" w:line="240" w:lineRule="auto"/>
+        <w:ind w:left="216" w:right="115"/>
+        <w:shd w:fill="F7F8FA"/>
+      </w:pPr>
+      <w:r>
+        <w:rPr>
+          <w:rFonts w:ascii="Consolas" w:hAnsi="Consolas"/>
+          <w:color w:val="111827"/>
+          <w:sz w:val="16"/>
+        </w:rPr>
+        <w:t xml:space="preserve">  run_id uuid NOT NULL REFERENCES runs(id),</w:t>
+      </w:r>
+    </w:p>
+    <w:p>
+      <w:pPr>
+        <w:spacing w:before="0" w:after="0" w:line="240" w:lineRule="auto"/>
+        <w:ind w:left="216" w:right="115"/>
+        <w:shd w:fill="F7F8FA"/>
+      </w:pPr>
+      <w:r>
+        <w:rPr>
+          <w:rFonts w:ascii="Consolas" w:hAnsi="Consolas"/>
+          <w:color w:val="111827"/>
+          <w:sz w:val="16"/>
+        </w:rPr>
+        <w:t xml:space="preserve">  document_id uuid NOT NULL REFERENCES documents(id),</w:t>
+      </w:r>
+    </w:p>
+    <w:p>
+      <w:pPr>
+        <w:spacing w:before="0" w:after="0" w:line="240" w:lineRule="auto"/>
+        <w:ind w:left="216" w:right="115"/>
+        <w:shd w:fill="F7F8FA"/>
+      </w:pPr>
+      <w:r>
+        <w:rPr>
+          <w:rFonts w:ascii="Consolas" w:hAnsi="Consolas"/>
+          <w:color w:val="111827"/>
+          <w:sz w:val="16"/>
+        </w:rPr>
+        <w:t xml:space="preserve">  signals text[] NOT NULL,</w:t>
+      </w:r>
+    </w:p>
+    <w:p>
+      <w:pPr>
+        <w:spacing w:before="0" w:after="0" w:line="240" w:lineRule="auto"/>
+        <w:ind w:left="216" w:right="115"/>
+        <w:shd w:fill="F7F8FA"/>
+      </w:pPr>
+      <w:r>
+        <w:rPr>
+          <w:rFonts w:ascii="Consolas" w:hAnsi="Consolas"/>
+          <w:color w:val="111827"/>
+          <w:sz w:val="16"/>
+        </w:rPr>
+        <w:t xml:space="preserve">  inclusion text NOT NULL CHECK (inclusion IN ('index_only','partial','full')),</w:t>
+      </w:r>
+    </w:p>
+    <w:p>
+      <w:pPr>
+        <w:spacing w:before="0" w:after="0" w:line="240" w:lineRule="auto"/>
+        <w:ind w:left="216" w:right="115"/>
+        <w:shd w:fill="F7F8FA"/>
+      </w:pPr>
+      <w:r>
+        <w:rPr>
+          <w:rFonts w:ascii="Consolas" w:hAnsi="Consolas"/>
+          <w:color w:val="111827"/>
+          <w:sz w:val="16"/>
+        </w:rPr>
+        <w:t xml:space="preserve">  body_tokens integer NOT NULL DEFAULT 0,</w:t>
+      </w:r>
+    </w:p>
+    <w:p>
+      <w:pPr>
+        <w:spacing w:before="0" w:after="0" w:line="240" w:lineRule="auto"/>
+        <w:ind w:left="216" w:right="115"/>
+        <w:shd w:fill="F7F8FA"/>
+      </w:pPr>
+      <w:r>
+        <w:rPr>
+          <w:rFonts w:ascii="Consolas" w:hAnsi="Consolas"/>
+          <w:color w:val="111827"/>
+          <w:sz w:val="16"/>
+        </w:rPr>
+        <w:t xml:space="preserve">  referenced_in_output boolean NOT NULL DEFAULT false,</w:t>
+      </w:r>
+    </w:p>
+    <w:p>
+      <w:pPr>
+        <w:spacing w:before="0" w:after="0" w:line="240" w:lineRule="auto"/>
+        <w:ind w:left="216" w:right="115"/>
+        <w:shd w:fill="F7F8FA"/>
+      </w:pPr>
+      <w:r>
+        <w:rPr>
+          <w:rFonts w:ascii="Consolas" w:hAnsi="Consolas"/>
+          <w:color w:val="111827"/>
+          <w:sz w:val="16"/>
+        </w:rPr>
+        <w:t xml:space="preserve">  PRIMARY KEY (run_id, document_id)</w:t>
+      </w:r>
+    </w:p>
+    <w:p>
+      <w:pPr>
+        <w:spacing w:before="0" w:after="0" w:line="240" w:lineRule="auto"/>
+        <w:ind w:left="216" w:right="115"/>
+        <w:shd w:fill="F7F8FA"/>
+      </w:pPr>
+      <w:r>
+        <w:rPr>
+          <w:rFonts w:ascii="Consolas" w:hAnsi="Consolas"/>
+          <w:color w:val="111827"/>
+          <w:sz w:val="16"/>
+        </w:rPr>
+        <w:t>);</w:t>
+      </w:r>
+    </w:p>
+    <w:p>
+      <w:pPr>
+        <w:spacing w:after="80"/>
+      </w:pPr>
+    </w:p>
+    <w:p>
+      <w:r>
+        <w:t xml:space="preserve">After generation, every document referenced by the model output is marked </w:t>
       </w:r>
       <w:r>
         <w:rPr>
@@ -5986,6 +7215,990 @@
           <w:color w:val="1F4D78"/>
           <w:sz w:val="19"/>
         </w:rPr>
+        <w:t>referenced_in_output</w:t>
+      </w:r>
+      <w:r>
+        <w:t>. This defines the stage's own quality metric:</w:t>
+      </w:r>
+    </w:p>
+    <w:p>
+      <w:pPr>
+        <w:spacing w:before="80" w:after="40"/>
+      </w:pPr>
+      <w:r>
+        <w:rPr>
+          <w:b/>
+          <w:color w:val="667085"/>
+          <w:sz w:val="16"/>
+        </w:rPr>
+        <w:t>TEXT</w:t>
+      </w:r>
+    </w:p>
+    <w:p>
+      <w:pPr>
+        <w:spacing w:before="0" w:after="0" w:line="240" w:lineRule="auto"/>
+        <w:ind w:left="216" w:right="115"/>
+        <w:shd w:fill="F7F8FA"/>
+      </w:pPr>
+      <w:r>
+        <w:rPr>
+          <w:rFonts w:ascii="Consolas" w:hAnsi="Consolas"/>
+          <w:color w:val="111827"/>
+          <w:sz w:val="16"/>
+        </w:rPr>
+        <w:t>context_recall = referenced documents included as partial or full</w:t>
+      </w:r>
+    </w:p>
+    <w:p>
+      <w:pPr>
+        <w:spacing w:before="0" w:after="0" w:line="240" w:lineRule="auto"/>
+        <w:ind w:left="216" w:right="115"/>
+        <w:shd w:fill="F7F8FA"/>
+      </w:pPr>
+      <w:r>
+        <w:rPr>
+          <w:rFonts w:ascii="Consolas" w:hAnsi="Consolas"/>
+          <w:color w:val="111827"/>
+          <w:sz w:val="16"/>
+        </w:rPr>
+        <w:t xml:space="preserve">                 / referenced documents</w:t>
+      </w:r>
+    </w:p>
+    <w:p>
+      <w:pPr>
+        <w:spacing w:after="80"/>
+      </w:pPr>
+    </w:p>
+    <w:p>
+      <w:r>
+        <w:t xml:space="preserve">A document that was referenced while </w:t>
+      </w:r>
+      <w:r>
+        <w:rPr>
+          <w:rFonts w:ascii="Consolas" w:hAnsi="Consolas"/>
+          <w:color w:val="1F4D78"/>
+          <w:sz w:val="19"/>
+        </w:rPr>
+        <w:t>index_only</w:t>
+      </w:r>
+      <w:r>
+        <w:t xml:space="preserve"> is a retrieval miss. Without this metric an incorrect digest cannot be attributed: a selection failure and a generation failure look identical from the output alone. Target </w:t>
+      </w:r>
+      <w:r>
+        <w:rPr>
+          <w:rFonts w:ascii="Consolas" w:hAnsi="Consolas"/>
+          <w:color w:val="1F4D78"/>
+          <w:sz w:val="19"/>
+        </w:rPr>
+        <w:t>context_recall &gt;= 0.95</w:t>
+      </w:r>
+      <w:r>
+        <w:t>, alerting below.</w:t>
+      </w:r>
+    </w:p>
+    <w:p>
+      <w:pPr>
+        <w:pStyle w:val="Heading3"/>
+      </w:pPr>
+      <w:r>
+        <w:t>7.3.6 Cost envelope</w:t>
+      </w:r>
+    </w:p>
+    <w:tbl>
+      <w:tblPr>
+        <w:tblW w:type="dxa" w:w="9360"/>
+        <w:jc w:val="left"/>
+        <w:tblLayout w:type="fixed"/>
+        <w:tblLook w:firstColumn="1" w:firstRow="1" w:lastColumn="0" w:lastRow="0" w:noHBand="0" w:noVBand="1" w:val="04A0"/>
+        <w:tblInd w:w="120" w:type="dxa"/>
+        <w:tblBorders>
+          <w:top w:val="single" w:sz="4" w:space="0" w:color="D0D5DD"/>
+          <w:left w:val="single" w:sz="4" w:space="0" w:color="D0D5DD"/>
+          <w:bottom w:val="single" w:sz="4" w:space="0" w:color="D0D5DD"/>
+          <w:right w:val="single" w:sz="4" w:space="0" w:color="D0D5DD"/>
+          <w:insideH w:val="single" w:sz="4" w:space="0" w:color="D0D5DD"/>
+          <w:insideV w:val="single" w:sz="4" w:space="0" w:color="D0D5DD"/>
+        </w:tblBorders>
+      </w:tblPr>
+      <w:tblGrid>
+        <w:gridCol w:w="5377"/>
+        <w:gridCol w:w="3983"/>
+      </w:tblGrid>
+      <w:tr>
+        <w:trPr>
+          <w:tblHeader w:val="true"/>
+        </w:trPr>
+        <w:tc>
+          <w:tcPr>
+            <w:tcW w:type="dxa" w:w="5377"/>
+            <w:tcMar>
+              <w:top w:w="80" w:type="dxa"/>
+              <w:start w:w="120" w:type="dxa"/>
+              <w:bottom w:w="80" w:type="dxa"/>
+              <w:end w:w="120" w:type="dxa"/>
+            </w:tcMar>
+            <w:vAlign w:val="center"/>
+            <w:shd w:fill="F2F4F7"/>
+          </w:tcPr>
+          <w:p>
+            <w:pPr>
+              <w:spacing w:before="0" w:after="40" w:line="240" w:lineRule="auto"/>
+            </w:pPr>
+            <w:r>
+              <w:rPr>
+                <w:b/>
+                <w:color w:val="17324D"/>
+                <w:sz w:val="18"/>
+              </w:rPr>
+              <w:t>Component</w:t>
+            </w:r>
+          </w:p>
+        </w:tc>
+        <w:tc>
+          <w:tcPr>
+            <w:tcW w:type="dxa" w:w="3983"/>
+            <w:tcMar>
+              <w:top w:w="80" w:type="dxa"/>
+              <w:start w:w="120" w:type="dxa"/>
+              <w:bottom w:w="80" w:type="dxa"/>
+              <w:end w:w="120" w:type="dxa"/>
+            </w:tcMar>
+            <w:vAlign w:val="center"/>
+            <w:shd w:fill="F2F4F7"/>
+          </w:tcPr>
+          <w:p>
+            <w:pPr>
+              <w:spacing w:before="0" w:after="40" w:line="240" w:lineRule="auto"/>
+            </w:pPr>
+            <w:r>
+              <w:rPr>
+                <w:b/>
+                <w:color w:val="17324D"/>
+                <w:sz w:val="18"/>
+              </w:rPr>
+              <w:t>Per-run input budget</w:t>
+            </w:r>
+          </w:p>
+        </w:tc>
+      </w:tr>
+      <w:tr>
+        <w:tc>
+          <w:tcPr>
+            <w:tcW w:type="dxa" w:w="5377"/>
+            <w:tcMar>
+              <w:top w:w="80" w:type="dxa"/>
+              <w:start w:w="120" w:type="dxa"/>
+              <w:bottom w:w="80" w:type="dxa"/>
+              <w:end w:w="120" w:type="dxa"/>
+            </w:tcMar>
+            <w:vAlign w:val="center"/>
+          </w:tcPr>
+          <w:p>
+            <w:pPr>
+              <w:spacing w:before="0" w:after="40" w:line="240" w:lineRule="auto"/>
+            </w:pPr>
+            <w:r>
+              <w:rPr>
+                <w:sz w:val="18"/>
+              </w:rPr>
+              <w:t>Entity index, all documents</w:t>
+            </w:r>
+          </w:p>
+        </w:tc>
+        <w:tc>
+          <w:tcPr>
+            <w:tcW w:type="dxa" w:w="3983"/>
+            <w:tcMar>
+              <w:top w:w="80" w:type="dxa"/>
+              <w:start w:w="120" w:type="dxa"/>
+              <w:bottom w:w="80" w:type="dxa"/>
+              <w:end w:w="120" w:type="dxa"/>
+            </w:tcMar>
+            <w:vAlign w:val="center"/>
+          </w:tcPr>
+          <w:p>
+            <w:pPr>
+              <w:spacing w:before="0" w:after="40" w:line="240" w:lineRule="auto"/>
+            </w:pPr>
+            <w:r>
+              <w:rPr>
+                <w:sz w:val="18"/>
+              </w:rPr>
+              <w:t>~2k tokens</w:t>
+            </w:r>
+          </w:p>
+        </w:tc>
+      </w:tr>
+      <w:tr>
+        <w:tc>
+          <w:tcPr>
+            <w:tcW w:type="dxa" w:w="5377"/>
+            <w:tcMar>
+              <w:top w:w="80" w:type="dxa"/>
+              <w:start w:w="120" w:type="dxa"/>
+              <w:bottom w:w="80" w:type="dxa"/>
+              <w:end w:w="120" w:type="dxa"/>
+            </w:tcMar>
+            <w:vAlign w:val="center"/>
+          </w:tcPr>
+          <w:p>
+            <w:pPr>
+              <w:spacing w:before="0" w:after="40" w:line="240" w:lineRule="auto"/>
+            </w:pPr>
+            <w:r>
+              <w:rPr>
+                <w:sz w:val="18"/>
+              </w:rPr>
+              <w:t>Selected bodies</w:t>
+            </w:r>
+          </w:p>
+        </w:tc>
+        <w:tc>
+          <w:tcPr>
+            <w:tcW w:type="dxa" w:w="3983"/>
+            <w:tcMar>
+              <w:top w:w="80" w:type="dxa"/>
+              <w:start w:w="120" w:type="dxa"/>
+              <w:bottom w:w="80" w:type="dxa"/>
+              <w:end w:w="120" w:type="dxa"/>
+            </w:tcMar>
+            <w:vAlign w:val="center"/>
+          </w:tcPr>
+          <w:p>
+            <w:pPr>
+              <w:spacing w:before="0" w:after="40" w:line="240" w:lineRule="auto"/>
+            </w:pPr>
+            <w:r>
+              <w:rPr>
+                <w:sz w:val="18"/>
+              </w:rPr>
+              <w:t>&lt;= 8k tokens</w:t>
+            </w:r>
+          </w:p>
+        </w:tc>
+      </w:tr>
+      <w:tr>
+        <w:tc>
+          <w:tcPr>
+            <w:tcW w:type="dxa" w:w="5377"/>
+            <w:tcMar>
+              <w:top w:w="80" w:type="dxa"/>
+              <w:start w:w="120" w:type="dxa"/>
+              <w:bottom w:w="80" w:type="dxa"/>
+              <w:end w:w="120" w:type="dxa"/>
+            </w:tcMar>
+            <w:vAlign w:val="center"/>
+          </w:tcPr>
+          <w:p>
+            <w:pPr>
+              <w:spacing w:before="0" w:after="40" w:line="240" w:lineRule="auto"/>
+            </w:pPr>
+            <w:r>
+              <w:rPr>
+                <w:sz w:val="18"/>
+              </w:rPr>
+              <w:t>Window thoughts</w:t>
+            </w:r>
+          </w:p>
+        </w:tc>
+        <w:tc>
+          <w:tcPr>
+            <w:tcW w:type="dxa" w:w="3983"/>
+            <w:tcMar>
+              <w:top w:w="80" w:type="dxa"/>
+              <w:start w:w="120" w:type="dxa"/>
+              <w:bottom w:w="80" w:type="dxa"/>
+              <w:end w:w="120" w:type="dxa"/>
+            </w:tcMar>
+            <w:vAlign w:val="center"/>
+          </w:tcPr>
+          <w:p>
+            <w:pPr>
+              <w:spacing w:before="0" w:after="40" w:line="240" w:lineRule="auto"/>
+            </w:pPr>
+            <w:r>
+              <w:rPr>
+                <w:sz w:val="18"/>
+              </w:rPr>
+              <w:t>~2k tokens</w:t>
+            </w:r>
+          </w:p>
+        </w:tc>
+      </w:tr>
+      <w:tr>
+        <w:tc>
+          <w:tcPr>
+            <w:tcW w:type="dxa" w:w="5377"/>
+            <w:tcMar>
+              <w:top w:w="80" w:type="dxa"/>
+              <w:start w:w="120" w:type="dxa"/>
+              <w:bottom w:w="80" w:type="dxa"/>
+              <w:end w:w="120" w:type="dxa"/>
+            </w:tcMar>
+            <w:vAlign w:val="center"/>
+          </w:tcPr>
+          <w:p>
+            <w:pPr>
+              <w:spacing w:before="0" w:after="40" w:line="240" w:lineRule="auto"/>
+            </w:pPr>
+            <w:r>
+              <w:rPr>
+                <w:sz w:val="18"/>
+              </w:rPr>
+              <w:t>Instructions and schema</w:t>
+            </w:r>
+          </w:p>
+        </w:tc>
+        <w:tc>
+          <w:tcPr>
+            <w:tcW w:type="dxa" w:w="3983"/>
+            <w:tcMar>
+              <w:top w:w="80" w:type="dxa"/>
+              <w:start w:w="120" w:type="dxa"/>
+              <w:bottom w:w="80" w:type="dxa"/>
+              <w:end w:w="120" w:type="dxa"/>
+            </w:tcMar>
+            <w:vAlign w:val="center"/>
+          </w:tcPr>
+          <w:p>
+            <w:pPr>
+              <w:spacing w:before="0" w:after="40" w:line="240" w:lineRule="auto"/>
+            </w:pPr>
+            <w:r>
+              <w:rPr>
+                <w:sz w:val="18"/>
+              </w:rPr>
+              <w:t>~1k tokens</w:t>
+            </w:r>
+          </w:p>
+        </w:tc>
+      </w:tr>
+      <w:tr>
+        <w:tc>
+          <w:tcPr>
+            <w:tcW w:type="dxa" w:w="5377"/>
+            <w:tcMar>
+              <w:top w:w="80" w:type="dxa"/>
+              <w:start w:w="120" w:type="dxa"/>
+              <w:bottom w:w="80" w:type="dxa"/>
+              <w:end w:w="120" w:type="dxa"/>
+            </w:tcMar>
+            <w:vAlign w:val="center"/>
+          </w:tcPr>
+          <w:p>
+            <w:pPr>
+              <w:spacing w:before="0" w:after="40" w:line="240" w:lineRule="auto"/>
+            </w:pPr>
+            <w:r>
+              <w:rPr>
+                <w:b/>
+                <w:sz w:val="18"/>
+              </w:rPr>
+              <w:t>Total input</w:t>
+            </w:r>
+          </w:p>
+        </w:tc>
+        <w:tc>
+          <w:tcPr>
+            <w:tcW w:type="dxa" w:w="3983"/>
+            <w:tcMar>
+              <w:top w:w="80" w:type="dxa"/>
+              <w:start w:w="120" w:type="dxa"/>
+              <w:bottom w:w="80" w:type="dxa"/>
+              <w:end w:w="120" w:type="dxa"/>
+            </w:tcMar>
+            <w:vAlign w:val="center"/>
+          </w:tcPr>
+          <w:p>
+            <w:pPr>
+              <w:spacing w:before="0" w:after="40" w:line="240" w:lineRule="auto"/>
+            </w:pPr>
+            <w:r>
+              <w:rPr>
+                <w:b/>
+                <w:sz w:val="18"/>
+              </w:rPr>
+              <w:t>&lt;= 13k tokens</w:t>
+            </w:r>
+          </w:p>
+        </w:tc>
+      </w:tr>
+    </w:tbl>
+    <w:p>
+      <w:pPr>
+        <w:spacing w:after="40"/>
+      </w:pPr>
+    </w:p>
+    <w:p>
+      <w:r>
+        <w:t xml:space="preserve">Once assembly is bounded this way, run cost is dominated by </w:t>
+      </w:r>
+      <w:r>
+        <w:rPr>
+          <w:i/>
+        </w:rPr>
+        <w:t>output</w:t>
+      </w:r>
+      <w:r>
+        <w:t xml:space="preserve"> tokens - the bodies actually rewritten - which is why invariant 5 is the largest single cost lever in the pipeline. Assembly configuration (</w:t>
+      </w:r>
+      <w:r>
+        <w:rPr>
+          <w:rFonts w:ascii="Consolas" w:hAnsi="Consolas"/>
+          <w:color w:val="1F4D78"/>
+          <w:sz w:val="19"/>
+        </w:rPr>
+        <w:t>context.max_body_tokens</w:t>
+      </w:r>
+      <w:r>
+        <w:t xml:space="preserve">, </w:t>
+      </w:r>
+      <w:r>
+        <w:rPr>
+          <w:rFonts w:ascii="Consolas" w:hAnsi="Consolas"/>
+          <w:color w:val="1F4D78"/>
+          <w:sz w:val="19"/>
+        </w:rPr>
+        <w:t>context.max_selected_documents</w:t>
+      </w:r>
+      <w:r>
+        <w:t xml:space="preserve">, </w:t>
+      </w:r>
+      <w:r>
+        <w:rPr>
+          <w:rFonts w:ascii="Consolas" w:hAnsi="Consolas"/>
+          <w:color w:val="1F4D78"/>
+          <w:sz w:val="19"/>
+        </w:rPr>
+        <w:t>context.timeline_tail_entries</w:t>
+      </w:r>
+      <w:r>
+        <w:t xml:space="preserve">, </w:t>
+      </w:r>
+      <w:r>
+        <w:rPr>
+          <w:rFonts w:ascii="Consolas" w:hAnsi="Consolas"/>
+          <w:color w:val="1F4D78"/>
+          <w:sz w:val="19"/>
+        </w:rPr>
+        <w:t>context.recency_windows</w:t>
+      </w:r>
+      <w:r>
+        <w:t xml:space="preserve">, </w:t>
+      </w:r>
+      <w:r>
+        <w:rPr>
+          <w:rFonts w:ascii="Consolas" w:hAnsi="Consolas"/>
+          <w:color w:val="1F4D78"/>
+          <w:sz w:val="19"/>
+        </w:rPr>
+        <w:t>context.cooccurrence_threshold</w:t>
+      </w:r>
+      <w:r>
+        <w:t xml:space="preserve">, </w:t>
+      </w:r>
+      <w:r>
+        <w:rPr>
+          <w:rFonts w:ascii="Consolas" w:hAnsi="Consolas"/>
+          <w:color w:val="1F4D78"/>
+          <w:sz w:val="19"/>
+        </w:rPr>
+        <w:t>context.embedding_enabled</w:t>
+      </w:r>
+      <w:r>
+        <w:t xml:space="preserve">, </w:t>
+      </w:r>
+      <w:r>
+        <w:rPr>
+          <w:rFonts w:ascii="Consolas" w:hAnsi="Consolas"/>
+          <w:color w:val="1F4D78"/>
+          <w:sz w:val="19"/>
+        </w:rPr>
+        <w:t>context.embedding_top_k</w:t>
+      </w:r>
+      <w:r>
+        <w:t>) is workspace-scoped and versioned with the prompt.</w:t>
+      </w:r>
+    </w:p>
+    <w:p>
+      <w:r>
+        <w:t xml:space="preserve">Embedding selection is a planned second-wave signal, not a deferral. Entity-document embeddings are computed from each revision's </w:t>
+      </w:r>
+      <w:r>
+        <w:rPr>
+          <w:rFonts w:ascii="Consolas" w:hAnsi="Consolas"/>
+          <w:color w:val="1F4D78"/>
+          <w:sz w:val="19"/>
+        </w:rPr>
+        <w:t>Summary</w:t>
+      </w:r>
+      <w:r>
+        <w:t xml:space="preserve"> and </w:t>
+      </w:r>
+      <w:r>
+        <w:rPr>
+          <w:rFonts w:ascii="Consolas" w:hAnsi="Consolas"/>
+          <w:color w:val="1F4D78"/>
+          <w:sz w:val="19"/>
+        </w:rPr>
+        <w:t>Current state</w:t>
+      </w:r>
+      <w:r>
+        <w:t xml:space="preserve"> sections at revision-write time, inside the transaction that writes the revision, so they are fresh by construction. This is distinct from the Khoj semantic index, which covers generated documents and is by construction one run stale at organize time; organize must not depend on it, and depending on it would invert the Phase 1 / Phase 2 order.</w:t>
+      </w:r>
+    </w:p>
+    <w:p>
+      <w:r>
+        <w:t xml:space="preserve">The embedding model runs locally rather than through OpenRouter. Text embedding is inexpensive to host, and keeping it local removes per-run cost, removes a network round trip from the organize path, and avoids disclosing document content to a second provider (section 12.1). At Release 1 corpus size the vectors are stored as </w:t>
+      </w:r>
+      <w:r>
+        <w:rPr>
+          <w:rFonts w:ascii="Consolas" w:hAnsi="Consolas"/>
+          <w:color w:val="1F4D78"/>
+          <w:sz w:val="19"/>
+        </w:rPr>
+        <w:t>float4[]</w:t>
+      </w:r>
+      <w:r>
+        <w:t xml:space="preserve"> alongside the revision and compared by direct cosine similarity; pgvector is unnecessary until a linear scan is measurably expensive, and the pinned </w:t>
+      </w:r>
+      <w:r>
+        <w:rPr>
+          <w:rFonts w:ascii="Consolas" w:hAnsi="Consolas"/>
+          <w:color w:val="1F4D78"/>
+          <w:sz w:val="19"/>
+        </w:rPr>
+        <w:t>postgres</w:t>
+      </w:r>
+      <w:r>
+        <w:t xml:space="preserve"> image does not carry the extension. Changing the embedding model requires a </w:t>
+      </w:r>
+      <w:r>
+        <w:rPr>
+          <w:rFonts w:ascii="Consolas" w:hAnsi="Consolas"/>
+          <w:color w:val="1F4D78"/>
+          <w:sz w:val="19"/>
+        </w:rPr>
+        <w:t>reembed</w:t>
+      </w:r>
+      <w:r>
+        <w:t xml:space="preserve"> run and is recorded in </w:t>
+      </w:r>
+      <w:r>
+        <w:rPr>
+          <w:rFonts w:ascii="Consolas" w:hAnsi="Consolas"/>
+          <w:color w:val="1F4D78"/>
+          <w:sz w:val="19"/>
+        </w:rPr>
+        <w:t>runs.embedding_model_id</w:t>
+      </w:r>
+      <w:r>
+        <w:t>.</w:t>
+      </w:r>
+    </w:p>
+    <w:p>
+      <w:r>
+        <w:t xml:space="preserve">Sequencing is driven by measurability, not effort. The deterministic signals and the selector call ship first so that </w:t>
+      </w:r>
+      <w:r>
+        <w:rPr>
+          <w:rFonts w:ascii="Consolas" w:hAnsi="Consolas"/>
+          <w:color w:val="1F4D78"/>
+          <w:sz w:val="19"/>
+        </w:rPr>
+        <w:t>context_recall</w:t>
+      </w:r>
+      <w:r>
+        <w:t xml:space="preserve"> has a baseline; the embedding signal is then enabled behind </w:t>
+      </w:r>
+      <w:r>
+        <w:rPr>
+          <w:rFonts w:ascii="Consolas" w:hAnsi="Consolas"/>
+          <w:color w:val="1F4D78"/>
+          <w:sz w:val="19"/>
+        </w:rPr>
+        <w:t>context.embedding_enabled</w:t>
+      </w:r>
+      <w:r>
+        <w:t xml:space="preserve"> and judged by whether that number moves. Enabling every signal at once makes an underperforming or redundant signal impossible to identify.</w:t>
+      </w:r>
+    </w:p>
+    <w:p>
+      <w:pPr>
+        <w:pStyle w:val="Heading2"/>
+      </w:pPr>
+      <w:r>
+        <w:t>7.4 Structured output contract</w:t>
+      </w:r>
+    </w:p>
+    <w:p>
+      <w:pPr>
+        <w:spacing w:before="80" w:after="40"/>
+      </w:pPr>
+      <w:r>
+        <w:rPr>
+          <w:b/>
+          <w:color w:val="667085"/>
+          <w:sz w:val="16"/>
+        </w:rPr>
+        <w:t>PYTHON</w:t>
+      </w:r>
+    </w:p>
+    <w:p>
+      <w:pPr>
+        <w:spacing w:before="0" w:after="0" w:line="240" w:lineRule="auto"/>
+        <w:ind w:left="216" w:right="115"/>
+        <w:shd w:fill="F7F8FA"/>
+      </w:pPr>
+      <w:r>
+        <w:rPr>
+          <w:rFonts w:ascii="Consolas" w:hAnsi="Consolas"/>
+          <w:color w:val="111827"/>
+          <w:sz w:val="16"/>
+        </w:rPr>
+        <w:t>class ProposedDocument(BaseModel):</w:t>
+      </w:r>
+    </w:p>
+    <w:p>
+      <w:pPr>
+        <w:spacing w:before="0" w:after="0" w:line="240" w:lineRule="auto"/>
+        <w:ind w:left="216" w:right="115"/>
+        <w:shd w:fill="F7F8FA"/>
+      </w:pPr>
+      <w:r>
+        <w:rPr>
+          <w:rFonts w:ascii="Consolas" w:hAnsi="Consolas"/>
+          <w:color w:val="111827"/>
+          <w:sz w:val="16"/>
+        </w:rPr>
+        <w:t xml:space="preserve">    stable_key: str</w:t>
+      </w:r>
+    </w:p>
+    <w:p>
+      <w:pPr>
+        <w:spacing w:before="0" w:after="0" w:line="240" w:lineRule="auto"/>
+        <w:ind w:left="216" w:right="115"/>
+        <w:shd w:fill="F7F8FA"/>
+      </w:pPr>
+      <w:r>
+        <w:rPr>
+          <w:rFonts w:ascii="Consolas" w:hAnsi="Consolas"/>
+          <w:color w:val="111827"/>
+          <w:sz w:val="16"/>
+        </w:rPr>
+        <w:t xml:space="preserve">    kind: Literal[</w:t>
+      </w:r>
+    </w:p>
+    <w:p>
+      <w:pPr>
+        <w:spacing w:before="0" w:after="0" w:line="240" w:lineRule="auto"/>
+        <w:ind w:left="216" w:right="115"/>
+        <w:shd w:fill="F7F8FA"/>
+      </w:pPr>
+      <w:r>
+        <w:rPr>
+          <w:rFonts w:ascii="Consolas" w:hAnsi="Consolas"/>
+          <w:color w:val="111827"/>
+          <w:sz w:val="16"/>
+        </w:rPr>
+        <w:t xml:space="preserve">        "daily_digest", "person", "project", "place",</w:t>
+      </w:r>
+    </w:p>
+    <w:p>
+      <w:pPr>
+        <w:spacing w:before="0" w:after="0" w:line="240" w:lineRule="auto"/>
+        <w:ind w:left="216" w:right="115"/>
+        <w:shd w:fill="F7F8FA"/>
+      </w:pPr>
+      <w:r>
+        <w:rPr>
+          <w:rFonts w:ascii="Consolas" w:hAnsi="Consolas"/>
+          <w:color w:val="111827"/>
+          <w:sz w:val="16"/>
+        </w:rPr>
+        <w:t xml:space="preserve">        "organization", "topic", "decision", "todo"</w:t>
+      </w:r>
+    </w:p>
+    <w:p>
+      <w:pPr>
+        <w:spacing w:before="0" w:after="0" w:line="240" w:lineRule="auto"/>
+        <w:ind w:left="216" w:right="115"/>
+        <w:shd w:fill="F7F8FA"/>
+      </w:pPr>
+      <w:r>
+        <w:rPr>
+          <w:rFonts w:ascii="Consolas" w:hAnsi="Consolas"/>
+          <w:color w:val="111827"/>
+          <w:sz w:val="16"/>
+        </w:rPr>
+        <w:t xml:space="preserve">    ]</w:t>
+      </w:r>
+    </w:p>
+    <w:p>
+      <w:pPr>
+        <w:spacing w:before="0" w:after="0" w:line="240" w:lineRule="auto"/>
+        <w:ind w:left="216" w:right="115"/>
+        <w:shd w:fill="F7F8FA"/>
+      </w:pPr>
+      <w:r>
+        <w:rPr>
+          <w:rFonts w:ascii="Consolas" w:hAnsi="Consolas"/>
+          <w:color w:val="111827"/>
+          <w:sz w:val="16"/>
+        </w:rPr>
+        <w:t xml:space="preserve">    title: str = Field(min_length=1, max_length=120)</w:t>
+      </w:r>
+    </w:p>
+    <w:p>
+      <w:pPr>
+        <w:spacing w:before="0" w:after="0" w:line="240" w:lineRule="auto"/>
+        <w:ind w:left="216" w:right="115"/>
+        <w:shd w:fill="F7F8FA"/>
+      </w:pPr>
+      <w:r>
+        <w:rPr>
+          <w:rFonts w:ascii="Consolas" w:hAnsi="Consolas"/>
+          <w:color w:val="111827"/>
+          <w:sz w:val="16"/>
+        </w:rPr>
+        <w:t xml:space="preserve">    body_markdown: str</w:t>
+      </w:r>
+    </w:p>
+    <w:p>
+      <w:pPr>
+        <w:spacing w:before="0" w:after="0" w:line="240" w:lineRule="auto"/>
+        <w:ind w:left="216" w:right="115"/>
+        <w:shd w:fill="F7F8FA"/>
+      </w:pPr>
+      <w:r>
+        <w:rPr>
+          <w:rFonts w:ascii="Consolas" w:hAnsi="Consolas"/>
+          <w:color w:val="111827"/>
+          <w:sz w:val="16"/>
+        </w:rPr>
+        <w:t xml:space="preserve">    source_thought_ids: list[int] = Field(min_length=1)</w:t>
+      </w:r>
+    </w:p>
+    <w:p>
+      <w:pPr>
+        <w:spacing w:before="0" w:after="0" w:line="240" w:lineRule="auto"/>
+        <w:ind w:left="216" w:right="115"/>
+        <w:shd w:fill="F7F8FA"/>
+      </w:pPr>
+      <w:r>
+        <w:rPr>
+          <w:rFonts w:ascii="Consolas" w:hAnsi="Consolas"/>
+          <w:color w:val="111827"/>
+          <w:sz w:val="16"/>
+        </w:rPr>
+        <w:t xml:space="preserve">    mentioned_entities: list[EntityMention]</w:t>
+      </w:r>
+    </w:p>
+    <w:p>
+      <w:pPr>
+        <w:spacing w:before="0" w:after="0" w:line="240" w:lineRule="auto"/>
+        <w:ind w:left="216" w:right="115"/>
+        <w:shd w:fill="F7F8FA"/>
+      </w:pPr>
+      <w:r>
+        <w:rPr>
+          <w:rFonts w:ascii="Consolas" w:hAnsi="Consolas"/>
+          <w:color w:val="111827"/>
+          <w:sz w:val="16"/>
+        </w:rPr>
+        <w:t xml:space="preserve">    change_summary: str = Field(max_length=300)</w:t>
+      </w:r>
+    </w:p>
+    <w:p>
+      <w:pPr>
+        <w:spacing w:before="0" w:after="0" w:line="240" w:lineRule="auto"/>
+        <w:ind w:left="216" w:right="115"/>
+        <w:shd w:fill="F7F8FA"/>
+      </w:pPr>
+      <w:r>
+        <w:rPr>
+          <w:rFonts w:ascii="Consolas" w:hAnsi="Consolas"/>
+          <w:color w:val="111827"/>
+          <w:sz w:val="16"/>
+        </w:rPr>
+        <w:t xml:space="preserve">    confidence: float = Field(ge=0, le=1)</w:t>
+      </w:r>
+    </w:p>
+    <w:p>
+      <w:pPr>
+        <w:spacing w:before="0" w:after="0" w:line="240" w:lineRule="auto"/>
+        <w:ind w:left="216" w:right="115"/>
+        <w:shd w:fill="F7F8FA"/>
+      </w:pPr>
+      <w:r>
+        <w:rPr>
+          <w:rFonts w:ascii="Consolas" w:hAnsi="Consolas"/>
+          <w:color w:val="111827"/>
+          <w:sz w:val="16"/>
+        </w:rPr>
+        <w:t xml:space="preserve"> </w:t>
+      </w:r>
+    </w:p>
+    <w:p>
+      <w:pPr>
+        <w:spacing w:before="0" w:after="0" w:line="240" w:lineRule="auto"/>
+        <w:ind w:left="216" w:right="115"/>
+        <w:shd w:fill="F7F8FA"/>
+      </w:pPr>
+      <w:r>
+        <w:rPr>
+          <w:rFonts w:ascii="Consolas" w:hAnsi="Consolas"/>
+          <w:color w:val="111827"/>
+          <w:sz w:val="16"/>
+        </w:rPr>
+        <w:t>class OrganizationResult(BaseModel):</w:t>
+      </w:r>
+    </w:p>
+    <w:p>
+      <w:pPr>
+        <w:spacing w:before="0" w:after="0" w:line="240" w:lineRule="auto"/>
+        <w:ind w:left="216" w:right="115"/>
+        <w:shd w:fill="F7F8FA"/>
+      </w:pPr>
+      <w:r>
+        <w:rPr>
+          <w:rFonts w:ascii="Consolas" w:hAnsi="Consolas"/>
+          <w:color w:val="111827"/>
+          <w:sz w:val="16"/>
+        </w:rPr>
+        <w:t xml:space="preserve">    documents: list[ProposedDocument]</w:t>
+      </w:r>
+    </w:p>
+    <w:p>
+      <w:pPr>
+        <w:spacing w:before="0" w:after="0" w:line="240" w:lineRule="auto"/>
+        <w:ind w:left="216" w:right="115"/>
+        <w:shd w:fill="F7F8FA"/>
+      </w:pPr>
+      <w:r>
+        <w:rPr>
+          <w:rFonts w:ascii="Consolas" w:hAnsi="Consolas"/>
+          <w:color w:val="111827"/>
+          <w:sz w:val="16"/>
+        </w:rPr>
+        <w:t xml:space="preserve">    unorganized_thought_ids: list[int]</w:t>
+      </w:r>
+    </w:p>
+    <w:p>
+      <w:pPr>
+        <w:spacing w:after="80"/>
+      </w:pPr>
+    </w:p>
+    <w:p>
+      <w:r>
+        <w:t>The prompt forbids facts absent from sources, requires first-person voice where appropriate, resolves relative dates using each thought's timestamp/timezone, and never treats attachments as understood content in Release 1. One repair attempt may include validation errors; a second failure aborts the stage.</w:t>
+      </w:r>
+    </w:p>
+    <w:p>
+      <w:pPr>
+        <w:pStyle w:val="Heading2"/>
+      </w:pPr>
+      <w:r>
+        <w:t>7.5 Search sequence</w:t>
+      </w:r>
+    </w:p>
+    <w:p>
+      <w:r>
+        <w:t xml:space="preserve">The request may provide structured filters directly. If it provides only natural language, the coordinator may ask a cheap model to produce a validated </w:t>
+      </w:r>
+      <w:r>
+        <w:rPr>
+          <w:rFonts w:ascii="Consolas" w:hAnsi="Consolas"/>
+          <w:color w:val="1F4D78"/>
+          <w:sz w:val="19"/>
+        </w:rPr>
+        <w:t>QueryPlan</w:t>
+      </w:r>
+      <w:r>
+        <w:t>; the original query is always retained.</w:t>
+      </w:r>
+    </w:p>
+    <w:p>
+      <w:pPr>
+        <w:numPr>
+          <w:ilvl w:val="0"/>
+          <w:numId w:val="20"/>
+        </w:numPr>
+        <w:spacing w:after="120" w:line="280" w:lineRule="auto"/>
+      </w:pPr>
+      <w:r>
+        <w:t>PostgreSQL applies workspace, date/time, entity, type, source, and lexical constraints.</w:t>
+      </w:r>
+    </w:p>
+    <w:p>
+      <w:pPr>
+        <w:numPr>
+          <w:ilvl w:val="0"/>
+          <w:numId w:val="20"/>
+        </w:numPr>
+        <w:spacing w:after="120" w:line="280" w:lineRule="auto"/>
+      </w:pPr>
+      <w:r>
+        <w:t>Khoj receives the semantic query with supported date, word, and file filters appended at the end in a canonical order. This placement avoids known parser edge cases.</w:t>
+      </w:r>
+    </w:p>
+    <w:p>
+      <w:pPr>
+        <w:numPr>
+          <w:ilvl w:val="0"/>
+          <w:numId w:val="20"/>
+        </w:numPr>
+        <w:spacing w:after="120" w:line="280" w:lineRule="auto"/>
+      </w:pPr>
+      <w:r>
+        <w:t>Both paths return stable document/revision/source identifiers.</w:t>
+      </w:r>
+    </w:p>
+    <w:p>
+      <w:pPr>
+        <w:numPr>
+          <w:ilvl w:val="0"/>
+          <w:numId w:val="20"/>
+        </w:numPr>
+        <w:spacing w:after="120" w:line="280" w:lineRule="auto"/>
+      </w:pPr>
+      <w:r>
+        <w:t xml:space="preserve">Normalize ranks and fuse with RRF using </w:t>
+      </w:r>
+      <w:r>
+        <w:rPr>
+          <w:rFonts w:ascii="Consolas" w:hAnsi="Consolas"/>
+          <w:color w:val="1F4D78"/>
+          <w:sz w:val="19"/>
+        </w:rPr>
+        <w:t>k=60</w:t>
+      </w:r>
+      <w:r>
+        <w:t>; exact phrase matches receive a documented deterministic boost before rank assignment.</w:t>
+      </w:r>
+    </w:p>
+    <w:p>
+      <w:pPr>
+        <w:numPr>
+          <w:ilvl w:val="0"/>
+          <w:numId w:val="20"/>
+        </w:numPr>
+        <w:spacing w:after="120" w:line="280" w:lineRule="auto"/>
+      </w:pPr>
+      <w:r>
+        <w:t>Deduplicate by revision ID and return evidence snippets, scores by channel, and citations.</w:t>
+      </w:r>
+    </w:p>
+    <w:p>
+      <w:r>
+        <w:t xml:space="preserve">If Khoj is unavailable, hybrid search degrades to exact search with </w:t>
+      </w:r>
+      <w:r>
+        <w:rPr>
+          <w:rFonts w:ascii="Consolas" w:hAnsi="Consolas"/>
+          <w:color w:val="1F4D78"/>
+          <w:sz w:val="19"/>
+        </w:rPr>
         <w:t>degraded=true</w:t>
       </w:r>
       <w:r>
@@ -5997,7 +8210,7 @@
         <w:pStyle w:val="Heading2"/>
       </w:pPr>
       <w:r>
-        <w:t>7.5 Ask sequence</w:t>
+        <w:t>7.6 Ask sequence</w:t>
       </w:r>
     </w:p>
     <w:p>
@@ -8578,6 +10791,17 @@
           <w:color w:val="1F4D78"/>
           <w:sz w:val="19"/>
         </w:rPr>
+        <w:t>select</w:t>
+      </w:r>
+      <w:r>
+        <w:t xml:space="preserve"> (context assembly, section 7.3), </w:t>
+      </w:r>
+      <w:r>
+        <w:rPr>
+          <w:rFonts w:ascii="Consolas" w:hAnsi="Consolas"/>
+          <w:color w:val="1F4D78"/>
+          <w:sz w:val="19"/>
+        </w:rPr>
         <w:t>query_plan</w:t>
       </w:r>
       <w:r>
@@ -8709,6 +10933,142 @@
     </w:p>
     <w:p>
       <w:r>
+        <w:t xml:space="preserve">Model selection has two modes (ADR-0006). </w:t>
+      </w:r>
+      <w:r>
+        <w:rPr>
+          <w:b/>
+        </w:rPr>
+        <w:t>Safe mode</w:t>
+      </w:r>
+      <w:r>
+        <w:t xml:space="preserve"> (the default) restricts </w:t>
+      </w:r>
+      <w:r>
+        <w:rPr>
+          <w:rFonts w:ascii="Consolas" w:hAnsi="Consolas"/>
+          <w:color w:val="1F4D78"/>
+          <w:sz w:val="19"/>
+        </w:rPr>
+        <w:t>model_organize</w:t>
+      </w:r>
+      <w:r>
+        <w:t>/</w:t>
+      </w:r>
+      <w:r>
+        <w:rPr>
+          <w:rFonts w:ascii="Consolas" w:hAnsi="Consolas"/>
+          <w:color w:val="1F4D78"/>
+          <w:sz w:val="19"/>
+        </w:rPr>
+        <w:t>model_select</w:t>
+      </w:r>
+      <w:r>
+        <w:t>/</w:t>
+      </w:r>
+      <w:r>
+        <w:rPr>
+          <w:rFonts w:ascii="Consolas" w:hAnsi="Consolas"/>
+          <w:color w:val="1F4D78"/>
+          <w:sz w:val="19"/>
+        </w:rPr>
+        <w:t>model_query_plan</w:t>
+      </w:r>
+      <w:r>
+        <w:t xml:space="preserve"> to a small allowlist of slugs that have actually been checked against the three rules above - retention/training policy, tested structured-output support, and the quoted-data prompt-injection assumption in section 12.2 - enforced at process startup, not left to review discipline. It also disables OpenRouter provider fallback outright, sends </w:t>
+      </w:r>
+      <w:r>
+        <w:rPr>
+          <w:rFonts w:ascii="Consolas" w:hAnsi="Consolas"/>
+          <w:color w:val="1F4D78"/>
+          <w:sz w:val="19"/>
+        </w:rPr>
+        <w:t>data_collection: deny</w:t>
+      </w:r>
+      <w:r>
+        <w:t xml:space="preserve"> and </w:t>
+      </w:r>
+      <w:r>
+        <w:rPr>
+          <w:rFonts w:ascii="Consolas" w:hAnsi="Consolas"/>
+          <w:color w:val="1F4D78"/>
+          <w:sz w:val="19"/>
+        </w:rPr>
+        <w:t>zdr: true</w:t>
+      </w:r>
+      <w:r>
+        <w:t xml:space="preserve"> on every request, and restricts routing to the specific provider endpoint(s) recorded against the reviewed model (</w:t>
+      </w:r>
+      <w:r>
+        <w:rPr>
+          <w:rFonts w:ascii="Consolas" w:hAnsi="Consolas"/>
+          <w:color w:val="1F4D78"/>
+          <w:sz w:val="19"/>
+        </w:rPr>
+        <w:t>provider.only</w:t>
+      </w:r>
+      <w:r>
+        <w:t xml:space="preserve">, since disabling fallback alone only blocks a </w:t>
+      </w:r>
+      <w:r>
+        <w:rPr>
+          <w:i/>
+        </w:rPr>
+        <w:t>second</w:t>
+      </w:r>
+      <w:r>
+        <w:t xml:space="preserve"> provider after the first fails, not OpenRouter's initial choice). </w:t>
+      </w:r>
+      <w:r>
+        <w:rPr>
+          <w:rFonts w:ascii="Consolas" w:hAnsi="Consolas"/>
+          <w:color w:val="1F4D78"/>
+          <w:sz w:val="19"/>
+        </w:rPr>
+        <w:t>zdr: true</w:t>
+      </w:r>
+      <w:r>
+        <w:t xml:space="preserve"> limits the request to OpenRouter's current zero-data-retention endpoints and fails the request rather than falling through to a non-ZDR endpoint. Together, these controls prevent a reviewed model from being silently served by an unreviewed backup, an unreviewed initial provider, or one that retains the request. </w:t>
+      </w:r>
+      <w:r>
+        <w:rPr>
+          <w:rFonts w:ascii="Consolas" w:hAnsi="Consolas"/>
+          <w:color w:val="1F4D78"/>
+          <w:sz w:val="19"/>
+        </w:rPr>
+        <w:t>require_parameters: true</w:t>
+      </w:r>
+      <w:r>
+        <w:t xml:space="preserve"> additionally excludes any provider that can't actually honor the strict schema enforcement being asked for. </w:t>
+      </w:r>
+      <w:r>
+        <w:rPr>
+          <w:b/>
+        </w:rPr>
+        <w:t>Custom mode</w:t>
+      </w:r>
+      <w:r>
+        <w:t xml:space="preserve"> lifts the model allowlist for an operator who accepts responsibility for an unreviewed model themselves, and leaves provider fallback to a separate boolean (</w:t>
+      </w:r>
+      <w:r>
+        <w:rPr>
+          <w:rFonts w:ascii="Consolas" w:hAnsi="Consolas"/>
+          <w:color w:val="1F4D78"/>
+          <w:sz w:val="19"/>
+        </w:rPr>
+        <w:t>TC_MODEL_ALLOW_FALLBACK</w:t>
+      </w:r>
+      <w:r>
+        <w:t>, default on, matching OpenRouter's own default) without forcing retention-deny - which would otherwise break the one documented custom-mode case, a free tier that requires accepting training to use at all. Either way, the response actually served is still checked against the requested model before its content is used (see above): safe mode prevents sending prompts to a model nobody vetted; the served-model check catches a gateway silently substituting one after the fact. These are different failures and neither guard substitutes for the other.</w:t>
+      </w:r>
+    </w:p>
+    <w:p>
+      <w:r>
+        <w:t>The embedding model is the deliberate exception to the OpenRouter default: from the organize second wave onward it runs locally (section 7.3.6), because text embedding is cheap to host, keeps the organize path free of an extra network round trip, and avoids disclosing document content to a second provider.</w:t>
+      </w:r>
+    </w:p>
+    <w:p>
+      <w:r>
         <w:t xml:space="preserve">Local models later implement the same </w:t>
       </w:r>
       <w:r>
@@ -8777,7 +11137,19 @@
         <w:spacing w:after="120" w:line="280" w:lineRule="auto"/>
       </w:pPr>
       <w:r>
-        <w:t>If OpenRouter embeddings are enabled, the provider receives indexed document chunks.</w:t>
+        <w:t>Entity-document embeddings for organize context assembly are computed locally and are not disclosed to any provider (section 7.3.6).</w:t>
+      </w:r>
+    </w:p>
+    <w:p>
+      <w:pPr>
+        <w:numPr>
+          <w:ilvl w:val="0"/>
+          <w:numId w:val="19"/>
+        </w:numPr>
+        <w:spacing w:after="120" w:line="280" w:lineRule="auto"/>
+      </w:pPr>
+      <w:r>
+        <w:t>If OpenRouter embeddings are enabled instead of the local model, the provider receives indexed document chunks.</w:t>
       </w:r>
     </w:p>
     <w:p>
@@ -10070,7 +12442,7 @@
         <w:spacing w:after="120" w:line="280" w:lineRule="auto"/>
       </w:pPr>
       <w:r>
-        <w:t>Coverage: every input thought is cited or explicitly unorganized.</w:t>
+        <w:t>Context recall: every entity document referenced by the output had its body supplied to the prompt, not only its index row (section 7.3.5).</w:t>
       </w:r>
     </w:p>
     <w:p>
@@ -10082,7 +12454,7 @@
         <w:spacing w:after="120" w:line="280" w:lineRule="auto"/>
       </w:pPr>
       <w:r>
-        <w:t>Grounding: sampled claims are supported by cited raw text.</w:t>
+        <w:t>Coverage: every input thought is cited or explicitly unorganized.</w:t>
       </w:r>
     </w:p>
     <w:p>
@@ -10094,7 +12466,7 @@
         <w:spacing w:after="120" w:line="280" w:lineRule="auto"/>
       </w:pPr>
       <w:r>
-        <w:t>Temporal correctness: relative dates resolve from source timestamp/timezone.</w:t>
+        <w:t>Grounding: sampled claims are supported by cited raw text.</w:t>
       </w:r>
     </w:p>
     <w:p>
@@ -10106,7 +12478,7 @@
         <w:spacing w:after="120" w:line="280" w:lineRule="auto"/>
       </w:pPr>
       <w:r>
-        <w:t>Revision quality: changes do not erase unsupported previous facts; conflict is represented, not silently resolved.</w:t>
+        <w:t>Temporal correctness: relative dates resolve from source timestamp/timezone.</w:t>
       </w:r>
     </w:p>
     <w:p>
@@ -10118,7 +12490,7 @@
         <w:spacing w:after="120" w:line="280" w:lineRule="auto"/>
       </w:pPr>
       <w:r>
-        <w:t>Entity quality: alias precision and unresolved-candidate rate.</w:t>
+        <w:t>Revision quality: changes do not erase unsupported previous facts; conflict is represented, not silently resolved.</w:t>
       </w:r>
     </w:p>
     <w:p>
@@ -10130,6 +12502,18 @@
         <w:spacing w:after="120" w:line="280" w:lineRule="auto"/>
       </w:pPr>
       <w:r>
+        <w:t>Entity quality: alias precision and unresolved-candidate rate.</w:t>
+      </w:r>
+    </w:p>
+    <w:p>
+      <w:pPr>
+        <w:numPr>
+          <w:ilvl w:val="0"/>
+          <w:numId w:val="19"/>
+        </w:numPr>
+        <w:spacing w:after="120" w:line="280" w:lineRule="auto"/>
+      </w:pPr>
+      <w:r>
         <w:t>Regression diff: compare the same windows across prompt/model versions.</w:t>
       </w:r>
     </w:p>
@@ -10768,14 +13152,6 @@
     </w:p>
     <w:p>
       <w:pPr>
-        <w:pStyle w:val="Heading2"/>
-      </w:pPr>
-      <w:r>
-        <w:t>Deferred with explicit trigger</w:t>
-      </w:r>
-    </w:p>
-    <w:p>
-      <w:pPr>
         <w:numPr>
           <w:ilvl w:val="0"/>
           <w:numId w:val="19"/>
@@ -10783,7 +13159,15 @@
         <w:spacing w:after="120" w:line="280" w:lineRule="auto"/>
       </w:pPr>
       <w:r>
-        <w:t>Exact model slugs: select during implementation by a small structured-output evaluation and budget check.</w:t>
+        <w:t>Organize context is assembled from a complete entity index plus additive body selection, with locally computed embeddings as a second-wave signal.</w:t>
+      </w:r>
+    </w:p>
+    <w:p>
+      <w:pPr>
+        <w:pStyle w:val="Heading2"/>
+      </w:pPr>
+      <w:r>
+        <w:t>Deferred with explicit trigger</w:t>
       </w:r>
     </w:p>
     <w:p>
@@ -10795,7 +13179,7 @@
         <w:spacing w:after="120" w:line="280" w:lineRule="auto"/>
       </w:pPr>
       <w:r>
-        <w:t>Off-site backup provider: select before VPS or after one month of valued data, whichever comes first.</w:t>
+        <w:t>Exact model slugs: select during implementation by a small structured-output evaluation and budget check.</w:t>
       </w:r>
     </w:p>
     <w:p>
@@ -10807,7 +13191,7 @@
         <w:spacing w:after="120" w:line="280" w:lineRule="auto"/>
       </w:pPr>
       <w:r>
-        <w:t>Strict-filter Ask evidence injection: resolve during Khoj contract spike; never silently weaken filters.</w:t>
+        <w:t>Off-site backup provider: select before VPS or after one month of valued data, whichever comes first.</w:t>
       </w:r>
     </w:p>
     <w:p>
@@ -10819,7 +13203,7 @@
         <w:spacing w:after="120" w:line="280" w:lineRule="auto"/>
       </w:pPr>
       <w:r>
-        <w:t>OCR/vision/transcription: new release only after capture habit validation.</w:t>
+        <w:t>Strict-filter Ask evidence injection: resolve during Khoj contract spike; never silently weaken filters.</w:t>
       </w:r>
     </w:p>
     <w:p>
@@ -10831,7 +13215,7 @@
         <w:spacing w:after="120" w:line="280" w:lineRule="auto"/>
       </w:pPr>
       <w:r>
-        <w:t>Entity merge across weak aliases: require review workflow and quality data.</w:t>
+        <w:t>OCR/vision/transcription: new release only after capture habit validation.</w:t>
       </w:r>
     </w:p>
     <w:p>
@@ -10843,7 +13227,31 @@
         <w:spacing w:after="120" w:line="280" w:lineRule="auto"/>
       </w:pPr>
       <w:r>
+        <w:t>Entity merge across weak aliases: require review workflow and quality data.</w:t>
+      </w:r>
+    </w:p>
+    <w:p>
+      <w:pPr>
+        <w:numPr>
+          <w:ilvl w:val="0"/>
+          <w:numId w:val="19"/>
+        </w:numPr>
+        <w:spacing w:after="120" w:line="280" w:lineRule="auto"/>
+      </w:pPr>
+      <w:r>
         <w:t>Cross-day non-entity rolling documents: evaluate after entity documents are used.</w:t>
+      </w:r>
+    </w:p>
+    <w:p>
+      <w:pPr>
+        <w:numPr>
+          <w:ilvl w:val="0"/>
+          <w:numId w:val="19"/>
+        </w:numPr>
+        <w:spacing w:after="120" w:line="280" w:lineRule="auto"/>
+      </w:pPr>
+      <w:r>
+        <w:t>Agentic tool-calling retrieval in the organize pipeline: reconsider only when the complete entity index no longer fits the prompt budget, in the high hundreds of entity documents. Below that threshold the index is already fully visible to the model, while a loop costs roughly 2.5-5x the assembly input tokens and makes the section 15.3 regression diffs non-reproducible.</w:t>
       </w:r>
     </w:p>
     <w:p>
@@ -10883,8 +13291,8 @@
         </w:tblBorders>
       </w:tblPr>
       <w:tblGrid>
-        <w:gridCol w:w="1228"/>
-        <w:gridCol w:w="8132"/>
+        <w:gridCol w:w="1100"/>
+        <w:gridCol w:w="8260"/>
       </w:tblGrid>
       <w:tr>
         <w:trPr>
@@ -10892,7 +13300,7 @@
         </w:trPr>
         <w:tc>
           <w:tcPr>
-            <w:tcW w:type="dxa" w:w="1228"/>
+            <w:tcW w:type="dxa" w:w="1100"/>
             <w:tcMar>
               <w:top w:w="80" w:type="dxa"/>
               <w:start w:w="120" w:type="dxa"/>
@@ -10918,7 +13326,7 @@
         </w:tc>
         <w:tc>
           <w:tcPr>
-            <w:tcW w:type="dxa" w:w="8132"/>
+            <w:tcW w:type="dxa" w:w="8260"/>
             <w:tcMar>
               <w:top w:w="80" w:type="dxa"/>
               <w:start w:w="120" w:type="dxa"/>
@@ -10946,7 +13354,7 @@
       <w:tr>
         <w:tc>
           <w:tcPr>
-            <w:tcW w:type="dxa" w:w="1228"/>
+            <w:tcW w:type="dxa" w:w="1100"/>
             <w:tcMar>
               <w:top w:w="80" w:type="dxa"/>
               <w:start w:w="120" w:type="dxa"/>
@@ -10969,7 +13377,7 @@
         </w:tc>
         <w:tc>
           <w:tcPr>
-            <w:tcW w:type="dxa" w:w="8132"/>
+            <w:tcW w:type="dxa" w:w="8260"/>
             <w:tcMar>
               <w:top w:w="80" w:type="dxa"/>
               <w:start w:w="120" w:type="dxa"/>
@@ -10994,7 +13402,7 @@
       <w:tr>
         <w:tc>
           <w:tcPr>
-            <w:tcW w:type="dxa" w:w="1228"/>
+            <w:tcW w:type="dxa" w:w="1100"/>
             <w:tcMar>
               <w:top w:w="80" w:type="dxa"/>
               <w:start w:w="120" w:type="dxa"/>
@@ -11017,7 +13425,7 @@
         </w:tc>
         <w:tc>
           <w:tcPr>
-            <w:tcW w:type="dxa" w:w="8132"/>
+            <w:tcW w:type="dxa" w:w="8260"/>
             <w:tcMar>
               <w:top w:w="80" w:type="dxa"/>
               <w:start w:w="120" w:type="dxa"/>
@@ -11042,7 +13450,7 @@
       <w:tr>
         <w:tc>
           <w:tcPr>
-            <w:tcW w:type="dxa" w:w="1228"/>
+            <w:tcW w:type="dxa" w:w="1100"/>
             <w:tcMar>
               <w:top w:w="80" w:type="dxa"/>
               <w:start w:w="120" w:type="dxa"/>
@@ -11065,7 +13473,7 @@
         </w:tc>
         <w:tc>
           <w:tcPr>
-            <w:tcW w:type="dxa" w:w="8132"/>
+            <w:tcW w:type="dxa" w:w="8260"/>
             <w:tcMar>
               <w:top w:w="80" w:type="dxa"/>
               <w:start w:w="120" w:type="dxa"/>
@@ -11090,7 +13498,7 @@
       <w:tr>
         <w:tc>
           <w:tcPr>
-            <w:tcW w:type="dxa" w:w="1228"/>
+            <w:tcW w:type="dxa" w:w="1100"/>
             <w:tcMar>
               <w:top w:w="80" w:type="dxa"/>
               <w:start w:w="120" w:type="dxa"/>
@@ -11113,7 +13521,7 @@
         </w:tc>
         <w:tc>
           <w:tcPr>
-            <w:tcW w:type="dxa" w:w="8132"/>
+            <w:tcW w:type="dxa" w:w="8260"/>
             <w:tcMar>
               <w:top w:w="80" w:type="dxa"/>
               <w:start w:w="120" w:type="dxa"/>
@@ -11138,7 +13546,7 @@
       <w:tr>
         <w:tc>
           <w:tcPr>
-            <w:tcW w:type="dxa" w:w="1228"/>
+            <w:tcW w:type="dxa" w:w="1100"/>
             <w:tcMar>
               <w:top w:w="80" w:type="dxa"/>
               <w:start w:w="120" w:type="dxa"/>
@@ -11161,7 +13569,7 @@
         </w:tc>
         <w:tc>
           <w:tcPr>
-            <w:tcW w:type="dxa" w:w="8132"/>
+            <w:tcW w:type="dxa" w:w="8260"/>
             <w:tcMar>
               <w:top w:w="80" w:type="dxa"/>
               <w:start w:w="120" w:type="dxa"/>
@@ -11186,7 +13594,7 @@
       <w:tr>
         <w:tc>
           <w:tcPr>
-            <w:tcW w:type="dxa" w:w="1228"/>
+            <w:tcW w:type="dxa" w:w="1100"/>
             <w:tcMar>
               <w:top w:w="80" w:type="dxa"/>
               <w:start w:w="120" w:type="dxa"/>
@@ -11209,7 +13617,7 @@
         </w:tc>
         <w:tc>
           <w:tcPr>
-            <w:tcW w:type="dxa" w:w="8132"/>
+            <w:tcW w:type="dxa" w:w="8260"/>
             <w:tcMar>
               <w:top w:w="80" w:type="dxa"/>
               <w:start w:w="120" w:type="dxa"/>
@@ -11226,7 +13634,7 @@
               <w:rPr>
                 <w:sz w:val="18"/>
               </w:rPr>
-              <w:t>OpenRouter behind provider port</w:t>
+              <w:t>OpenRouter behind a provider port, with safe and custom model-selection modes</w:t>
             </w:r>
           </w:p>
         </w:tc>
@@ -11234,7 +13642,7 @@
       <w:tr>
         <w:tc>
           <w:tcPr>
-            <w:tcW w:type="dxa" w:w="1228"/>
+            <w:tcW w:type="dxa" w:w="1100"/>
             <w:tcMar>
               <w:top w:w="80" w:type="dxa"/>
               <w:start w:w="120" w:type="dxa"/>
@@ -11257,7 +13665,7 @@
         </w:tc>
         <w:tc>
           <w:tcPr>
-            <w:tcW w:type="dxa" w:w="8132"/>
+            <w:tcW w:type="dxa" w:w="8260"/>
             <w:tcMar>
               <w:top w:w="80" w:type="dxa"/>
               <w:start w:w="120" w:type="dxa"/>
@@ -11275,6 +13683,54 @@
                 <w:sz w:val="18"/>
               </w:rPr>
               <w:t>Custom unified UI over stable gateway, no Khoj fork</w:t>
+            </w:r>
+          </w:p>
+        </w:tc>
+      </w:tr>
+      <w:tr>
+        <w:tc>
+          <w:tcPr>
+            <w:tcW w:type="dxa" w:w="1100"/>
+            <w:tcMar>
+              <w:top w:w="80" w:type="dxa"/>
+              <w:start w:w="120" w:type="dxa"/>
+              <w:bottom w:w="80" w:type="dxa"/>
+              <w:end w:w="120" w:type="dxa"/>
+            </w:tcMar>
+            <w:vAlign w:val="center"/>
+          </w:tcPr>
+          <w:p>
+            <w:pPr>
+              <w:spacing w:before="0" w:after="40" w:line="240" w:lineRule="auto"/>
+            </w:pPr>
+            <w:r>
+              <w:rPr>
+                <w:sz w:val="18"/>
+              </w:rPr>
+              <w:t>ADR-0010</w:t>
+            </w:r>
+          </w:p>
+        </w:tc>
+        <w:tc>
+          <w:tcPr>
+            <w:tcW w:type="dxa" w:w="8260"/>
+            <w:tcMar>
+              <w:top w:w="80" w:type="dxa"/>
+              <w:start w:w="120" w:type="dxa"/>
+              <w:bottom w:w="80" w:type="dxa"/>
+              <w:end w:w="120" w:type="dxa"/>
+            </w:tcMar>
+            <w:vAlign w:val="center"/>
+          </w:tcPr>
+          <w:p>
+            <w:pPr>
+              <w:spacing w:before="0" w:after="40" w:line="240" w:lineRule="auto"/>
+            </w:pPr>
+            <w:r>
+              <w:rPr>
+                <w:sz w:val="18"/>
+              </w:rPr>
+              <w:t>Khoj index sync (full resync), hybrid search (RRF), and an explicitly-gated Ask proxy</w:t>
             </w:r>
           </w:p>
         </w:tc>
